--- a/P3/P03.docx
+++ b/P3/P03.docx
@@ -2951,14 +2951,7 @@
                 <w:sz w:val="19"/>
                 <w:szCs w:val="19"/>
               </w:rPr>
-              <w:t xml:space="preserve"> </w:t>
-            </w:r>
-            <w:r>
-              <w:rPr>
-                <w:sz w:val="19"/>
-                <w:szCs w:val="19"/>
-              </w:rPr>
-              <w:t>Latihan.</w:t>
+              <w:t xml:space="preserve"> Latihan.</w:t>
             </w:r>
           </w:p>
         </w:tc>
@@ -3063,15 +3056,7 @@
                 <w:sz w:val="19"/>
                 <w:szCs w:val="19"/>
               </w:rPr>
-              <w:t xml:space="preserve"> </w:t>
-            </w:r>
-            <w:r>
-              <w:rPr>
-                <w:rFonts w:cs="Carlito"/>
-                <w:sz w:val="19"/>
-                <w:szCs w:val="19"/>
-              </w:rPr>
-              <w:t>Target Saya</w:t>
+              <w:t xml:space="preserve"> Target Saya</w:t>
             </w:r>
           </w:p>
         </w:tc>
@@ -3155,15 +3140,7 @@
                 <w:sz w:val="19"/>
                 <w:szCs w:val="19"/>
               </w:rPr>
-              <w:t xml:space="preserve"> </w:t>
-            </w:r>
-            <w:r>
-              <w:rPr>
-                <w:rFonts w:cs="Carlito"/>
-                <w:sz w:val="19"/>
-                <w:szCs w:val="19"/>
-              </w:rPr>
-              <w:t>Catat Latihan</w:t>
+              <w:t xml:space="preserve"> Catat Latihan</w:t>
             </w:r>
           </w:p>
         </w:tc>
@@ -4200,6 +4177,11 @@
             <w:pPr>
               <w:spacing w:before="20" w:after="20" w:line="252" w:lineRule="auto"/>
             </w:pPr>
+            <w:proofErr w:type="spellStart"/>
+            <w:r>
+              <w:t>Sudah</w:t>
+            </w:r>
+            <w:proofErr w:type="spellEnd"/>
           </w:p>
         </w:tc>
       </w:tr>
@@ -4248,6 +4230,11 @@
             <w:pPr>
               <w:spacing w:before="20" w:after="20" w:line="252" w:lineRule="auto"/>
             </w:pPr>
+            <w:proofErr w:type="spellStart"/>
+            <w:r>
+              <w:t>Sudah</w:t>
+            </w:r>
+            <w:proofErr w:type="spellEnd"/>
           </w:p>
         </w:tc>
       </w:tr>
@@ -4294,6 +4281,11 @@
             <w:pPr>
               <w:spacing w:before="20" w:after="20" w:line="252" w:lineRule="auto"/>
             </w:pPr>
+            <w:proofErr w:type="spellStart"/>
+            <w:r>
+              <w:t>Sudah</w:t>
+            </w:r>
+            <w:proofErr w:type="spellEnd"/>
           </w:p>
         </w:tc>
       </w:tr>
@@ -5316,6 +5308,11 @@
             <w:pPr>
               <w:spacing w:before="20" w:after="20" w:line="252" w:lineRule="auto"/>
             </w:pPr>
+            <w:proofErr w:type="spellStart"/>
+            <w:r>
+              <w:t>Sudah</w:t>
+            </w:r>
+            <w:proofErr w:type="spellEnd"/>
           </w:p>
         </w:tc>
       </w:tr>
@@ -5364,6 +5361,11 @@
             <w:pPr>
               <w:spacing w:before="20" w:after="20" w:line="252" w:lineRule="auto"/>
             </w:pPr>
+            <w:proofErr w:type="spellStart"/>
+            <w:r>
+              <w:t>Sudah</w:t>
+            </w:r>
+            <w:proofErr w:type="spellEnd"/>
           </w:p>
         </w:tc>
       </w:tr>
@@ -5410,6 +5412,11 @@
             <w:pPr>
               <w:spacing w:before="20" w:after="20" w:line="252" w:lineRule="auto"/>
             </w:pPr>
+            <w:proofErr w:type="spellStart"/>
+            <w:r>
+              <w:t>Sudah</w:t>
+            </w:r>
+            <w:proofErr w:type="spellEnd"/>
           </w:p>
         </w:tc>
       </w:tr>
@@ -6290,6 +6297,25 @@
             <w:pPr>
               <w:spacing w:before="20" w:after="20" w:line="252" w:lineRule="auto"/>
             </w:pPr>
+            <w:r>
+              <w:t xml:space="preserve">Tab </w:t>
+            </w:r>
+            <w:proofErr w:type="spellStart"/>
+            <w:r>
+              <w:t>menampilkan</w:t>
+            </w:r>
+            <w:proofErr w:type="spellEnd"/>
+            <w:r>
+              <w:t xml:space="preserve"> "Jadwal </w:t>
+            </w:r>
+            <w:proofErr w:type="spellStart"/>
+            <w:r>
+              <w:t>Olahraga</w:t>
+            </w:r>
+            <w:proofErr w:type="spellEnd"/>
+            <w:r>
+              <w:t xml:space="preserve"> Arif"</w:t>
+            </w:r>
           </w:p>
         </w:tc>
       </w:tr>
@@ -6361,7 +6387,38 @@
           <w:p>
             <w:pPr>
               <w:spacing w:before="20" w:after="20" w:line="252" w:lineRule="auto"/>
-            </w:pPr>
+              <w:rPr>
+                <w:lang w:val="en-ID"/>
+              </w:rPr>
+            </w:pPr>
+            <w:r>
+              <w:rPr>
+                <w:lang w:val="en-ID"/>
+              </w:rPr>
+              <w:t xml:space="preserve">Tidak </w:t>
+            </w:r>
+            <w:proofErr w:type="spellStart"/>
+            <w:r>
+              <w:rPr>
+                <w:lang w:val="en-ID"/>
+              </w:rPr>
+              <w:t>ada</w:t>
+            </w:r>
+            <w:proofErr w:type="spellEnd"/>
+            <w:r>
+              <w:rPr>
+                <w:lang w:val="en-ID"/>
+              </w:rPr>
+              <w:t xml:space="preserve"> tulisan </w:t>
+            </w:r>
+            <w:proofErr w:type="spellStart"/>
+            <w:r>
+              <w:rPr>
+                <w:lang w:val="en-ID"/>
+              </w:rPr>
+              <w:t>merah</w:t>
+            </w:r>
+            <w:proofErr w:type="spellEnd"/>
           </w:p>
         </w:tc>
       </w:tr>
@@ -6430,7 +6487,32 @@
           <w:p>
             <w:pPr>
               <w:spacing w:before="20" w:after="20" w:line="252" w:lineRule="auto"/>
-            </w:pPr>
+              <w:rPr>
+                <w:lang w:val="en-ID"/>
+              </w:rPr>
+            </w:pPr>
+            <w:proofErr w:type="spellStart"/>
+            <w:r>
+              <w:rPr>
+                <w:lang w:val="en-ID"/>
+              </w:rPr>
+              <w:t>Ketiganya</w:t>
+            </w:r>
+            <w:proofErr w:type="spellEnd"/>
+            <w:r>
+              <w:rPr>
+                <w:lang w:val="en-ID"/>
+              </w:rPr>
+              <w:t xml:space="preserve"> </w:t>
+            </w:r>
+            <w:proofErr w:type="spellStart"/>
+            <w:r>
+              <w:rPr>
+                <w:lang w:val="en-ID"/>
+              </w:rPr>
+              <w:t>terlihat</w:t>
+            </w:r>
+            <w:proofErr w:type="spellEnd"/>
           </w:p>
         </w:tc>
       </w:tr>
@@ -7945,6 +8027,11 @@
             <w:pPr>
               <w:spacing w:before="20" w:after="20" w:line="252" w:lineRule="auto"/>
             </w:pPr>
+            <w:proofErr w:type="spellStart"/>
+            <w:r>
+              <w:t>Sudah</w:t>
+            </w:r>
+            <w:proofErr w:type="spellEnd"/>
           </w:p>
         </w:tc>
       </w:tr>
@@ -8017,6 +8104,11 @@
             <w:pPr>
               <w:spacing w:before="20" w:after="20" w:line="252" w:lineRule="auto"/>
             </w:pPr>
+            <w:proofErr w:type="spellStart"/>
+            <w:r>
+              <w:t>Sudah</w:t>
+            </w:r>
+            <w:proofErr w:type="spellEnd"/>
           </w:p>
         </w:tc>
       </w:tr>
@@ -8087,6 +8179,11 @@
             <w:pPr>
               <w:spacing w:before="20" w:after="20" w:line="252" w:lineRule="auto"/>
             </w:pPr>
+            <w:proofErr w:type="spellStart"/>
+            <w:r>
+              <w:t>Sudah</w:t>
+            </w:r>
+            <w:proofErr w:type="spellEnd"/>
           </w:p>
         </w:tc>
       </w:tr>
@@ -8159,6 +8256,11 @@
             <w:pPr>
               <w:spacing w:before="20" w:after="20" w:line="252" w:lineRule="auto"/>
             </w:pPr>
+            <w:proofErr w:type="spellStart"/>
+            <w:r>
+              <w:t>Sudah</w:t>
+            </w:r>
+            <w:proofErr w:type="spellEnd"/>
           </w:p>
         </w:tc>
       </w:tr>
@@ -8228,6 +8330,11 @@
             <w:pPr>
               <w:spacing w:before="20" w:after="20" w:line="252" w:lineRule="auto"/>
             </w:pPr>
+            <w:proofErr w:type="spellStart"/>
+            <w:r>
+              <w:t>Sudah</w:t>
+            </w:r>
+            <w:proofErr w:type="spellEnd"/>
           </w:p>
         </w:tc>
       </w:tr>
@@ -8300,6 +8407,11 @@
             <w:pPr>
               <w:spacing w:before="20" w:after="20" w:line="252" w:lineRule="auto"/>
             </w:pPr>
+            <w:proofErr w:type="spellStart"/>
+            <w:r>
+              <w:t>Sudah</w:t>
+            </w:r>
+            <w:proofErr w:type="spellEnd"/>
           </w:p>
         </w:tc>
       </w:tr>
@@ -8369,6 +8481,11 @@
             <w:pPr>
               <w:spacing w:before="20" w:after="20" w:line="252" w:lineRule="auto"/>
             </w:pPr>
+            <w:proofErr w:type="spellStart"/>
+            <w:r>
+              <w:t>Sudah</w:t>
+            </w:r>
+            <w:proofErr w:type="spellEnd"/>
           </w:p>
         </w:tc>
       </w:tr>
@@ -10080,7 +10197,290 @@
           <w:p>
             <w:pPr>
               <w:spacing w:before="20" w:after="20" w:line="252" w:lineRule="auto"/>
-            </w:pPr>
+              <w:rPr>
+                <w:lang w:val="en-ID"/>
+              </w:rPr>
+            </w:pPr>
+            <w:proofErr w:type="spellStart"/>
+            <w:r>
+              <w:rPr>
+                <w:lang w:val="en-ID"/>
+              </w:rPr>
+              <w:t>Seorang</w:t>
+            </w:r>
+            <w:proofErr w:type="spellEnd"/>
+            <w:r>
+              <w:rPr>
+                <w:lang w:val="en-ID"/>
+              </w:rPr>
+              <w:t xml:space="preserve"> </w:t>
+            </w:r>
+            <w:proofErr w:type="spellStart"/>
+            <w:r>
+              <w:rPr>
+                <w:lang w:val="en-ID"/>
+              </w:rPr>
+              <w:t>pria</w:t>
+            </w:r>
+            <w:proofErr w:type="spellEnd"/>
+            <w:r>
+              <w:rPr>
+                <w:lang w:val="en-ID"/>
+              </w:rPr>
+              <w:t xml:space="preserve"> </w:t>
+            </w:r>
+            <w:proofErr w:type="spellStart"/>
+            <w:r>
+              <w:rPr>
+                <w:lang w:val="en-ID"/>
+              </w:rPr>
+              <w:t>berkaus</w:t>
+            </w:r>
+            <w:proofErr w:type="spellEnd"/>
+            <w:r>
+              <w:rPr>
+                <w:lang w:val="en-ID"/>
+              </w:rPr>
+              <w:t xml:space="preserve"> </w:t>
+            </w:r>
+            <w:proofErr w:type="spellStart"/>
+            <w:r>
+              <w:rPr>
+                <w:lang w:val="en-ID"/>
+              </w:rPr>
+              <w:t>biru</w:t>
+            </w:r>
+            <w:proofErr w:type="spellEnd"/>
+            <w:r>
+              <w:rPr>
+                <w:lang w:val="en-ID"/>
+              </w:rPr>
+              <w:t xml:space="preserve">, </w:t>
+            </w:r>
+            <w:proofErr w:type="spellStart"/>
+            <w:r>
+              <w:rPr>
+                <w:lang w:val="en-ID"/>
+              </w:rPr>
+              <w:t>celana</w:t>
+            </w:r>
+            <w:proofErr w:type="spellEnd"/>
+            <w:r>
+              <w:rPr>
+                <w:lang w:val="en-ID"/>
+              </w:rPr>
+              <w:t xml:space="preserve"> </w:t>
+            </w:r>
+            <w:proofErr w:type="spellStart"/>
+            <w:r>
+              <w:rPr>
+                <w:lang w:val="en-ID"/>
+              </w:rPr>
+              <w:t>pendek</w:t>
+            </w:r>
+            <w:proofErr w:type="spellEnd"/>
+            <w:r>
+              <w:rPr>
+                <w:lang w:val="en-ID"/>
+              </w:rPr>
+              <w:t xml:space="preserve"> </w:t>
+            </w:r>
+            <w:proofErr w:type="spellStart"/>
+            <w:r>
+              <w:rPr>
+                <w:lang w:val="en-ID"/>
+              </w:rPr>
+              <w:t>hitam</w:t>
+            </w:r>
+            <w:proofErr w:type="spellEnd"/>
+            <w:r>
+              <w:rPr>
+                <w:lang w:val="en-ID"/>
+              </w:rPr>
+              <w:t xml:space="preserve">, dan </w:t>
+            </w:r>
+            <w:proofErr w:type="spellStart"/>
+            <w:r>
+              <w:rPr>
+                <w:lang w:val="en-ID"/>
+              </w:rPr>
+              <w:t>sepatu</w:t>
+            </w:r>
+            <w:proofErr w:type="spellEnd"/>
+            <w:r>
+              <w:rPr>
+                <w:lang w:val="en-ID"/>
+              </w:rPr>
+              <w:t xml:space="preserve"> </w:t>
+            </w:r>
+            <w:proofErr w:type="spellStart"/>
+            <w:r>
+              <w:rPr>
+                <w:lang w:val="en-ID"/>
+              </w:rPr>
+              <w:t>lari</w:t>
+            </w:r>
+            <w:proofErr w:type="spellEnd"/>
+            <w:r>
+              <w:rPr>
+                <w:lang w:val="en-ID"/>
+              </w:rPr>
+              <w:t xml:space="preserve"> </w:t>
+            </w:r>
+            <w:proofErr w:type="spellStart"/>
+            <w:r>
+              <w:rPr>
+                <w:lang w:val="en-ID"/>
+              </w:rPr>
+              <w:t>sedang</w:t>
+            </w:r>
+            <w:proofErr w:type="spellEnd"/>
+            <w:r>
+              <w:rPr>
+                <w:lang w:val="en-ID"/>
+              </w:rPr>
+              <w:t xml:space="preserve"> </w:t>
+            </w:r>
+            <w:proofErr w:type="spellStart"/>
+            <w:r>
+              <w:rPr>
+                <w:lang w:val="en-ID"/>
+              </w:rPr>
+              <w:t>berlari</w:t>
+            </w:r>
+            <w:proofErr w:type="spellEnd"/>
+            <w:r>
+              <w:rPr>
+                <w:lang w:val="en-ID"/>
+              </w:rPr>
+              <w:t xml:space="preserve"> </w:t>
+            </w:r>
+            <w:proofErr w:type="spellStart"/>
+            <w:r>
+              <w:rPr>
+                <w:lang w:val="en-ID"/>
+              </w:rPr>
+              <w:t>cepat</w:t>
+            </w:r>
+            <w:proofErr w:type="spellEnd"/>
+            <w:r>
+              <w:rPr>
+                <w:lang w:val="en-ID"/>
+              </w:rPr>
+              <w:t xml:space="preserve"> </w:t>
+            </w:r>
+            <w:proofErr w:type="spellStart"/>
+            <w:r>
+              <w:rPr>
+                <w:lang w:val="en-ID"/>
+              </w:rPr>
+              <w:t>dengan</w:t>
+            </w:r>
+            <w:proofErr w:type="spellEnd"/>
+            <w:r>
+              <w:rPr>
+                <w:lang w:val="en-ID"/>
+              </w:rPr>
+              <w:t xml:space="preserve"> </w:t>
+            </w:r>
+            <w:proofErr w:type="spellStart"/>
+            <w:r>
+              <w:rPr>
+                <w:lang w:val="en-ID"/>
+              </w:rPr>
+              <w:t>satu</w:t>
+            </w:r>
+            <w:proofErr w:type="spellEnd"/>
+            <w:r>
+              <w:rPr>
+                <w:lang w:val="en-ID"/>
+              </w:rPr>
+              <w:t xml:space="preserve"> </w:t>
+            </w:r>
+            <w:proofErr w:type="spellStart"/>
+            <w:r>
+              <w:rPr>
+                <w:lang w:val="en-ID"/>
+              </w:rPr>
+              <w:t>lutut</w:t>
+            </w:r>
+            <w:proofErr w:type="spellEnd"/>
+            <w:r>
+              <w:rPr>
+                <w:lang w:val="en-ID"/>
+              </w:rPr>
+              <w:t xml:space="preserve"> </w:t>
+            </w:r>
+            <w:proofErr w:type="spellStart"/>
+            <w:r>
+              <w:rPr>
+                <w:lang w:val="en-ID"/>
+              </w:rPr>
+              <w:t>terangkat</w:t>
+            </w:r>
+            <w:proofErr w:type="spellEnd"/>
+            <w:r>
+              <w:rPr>
+                <w:lang w:val="en-ID"/>
+              </w:rPr>
+              <w:t xml:space="preserve"> </w:t>
+            </w:r>
+            <w:proofErr w:type="spellStart"/>
+            <w:r>
+              <w:rPr>
+                <w:lang w:val="en-ID"/>
+              </w:rPr>
+              <w:t>tinggi</w:t>
+            </w:r>
+            <w:proofErr w:type="spellEnd"/>
+            <w:r>
+              <w:rPr>
+                <w:lang w:val="en-ID"/>
+              </w:rPr>
+              <w:t xml:space="preserve">, di </w:t>
+            </w:r>
+            <w:proofErr w:type="spellStart"/>
+            <w:r>
+              <w:rPr>
+                <w:lang w:val="en-ID"/>
+              </w:rPr>
+              <w:t>latar</w:t>
+            </w:r>
+            <w:proofErr w:type="spellEnd"/>
+            <w:r>
+              <w:rPr>
+                <w:lang w:val="en-ID"/>
+              </w:rPr>
+              <w:t xml:space="preserve"> </w:t>
+            </w:r>
+            <w:proofErr w:type="spellStart"/>
+            <w:r>
+              <w:rPr>
+                <w:lang w:val="en-ID"/>
+              </w:rPr>
+              <w:t>belakang</w:t>
+            </w:r>
+            <w:proofErr w:type="spellEnd"/>
+            <w:r>
+              <w:rPr>
+                <w:lang w:val="en-ID"/>
+              </w:rPr>
+              <w:t xml:space="preserve"> </w:t>
+            </w:r>
+            <w:proofErr w:type="spellStart"/>
+            <w:r>
+              <w:rPr>
+                <w:lang w:val="en-ID"/>
+              </w:rPr>
+              <w:t>putih</w:t>
+            </w:r>
+            <w:proofErr w:type="spellEnd"/>
+            <w:r>
+              <w:rPr>
+                <w:lang w:val="en-ID"/>
+              </w:rPr>
+              <w:t>.</w:t>
+            </w:r>
           </w:p>
         </w:tc>
         <w:tc>
@@ -10097,6 +10497,9 @@
             <w:pPr>
               <w:spacing w:before="20" w:after="20" w:line="252" w:lineRule="auto"/>
             </w:pPr>
+            <w:r>
+              <w:t>Ya</w:t>
+            </w:r>
           </w:p>
         </w:tc>
       </w:tr>
@@ -11576,7 +11979,24 @@
           <w:p>
             <w:pPr>
               <w:spacing w:before="20" w:after="20" w:line="252" w:lineRule="auto"/>
-            </w:pPr>
+              <w:rPr>
+                <w:lang w:val="en-ID"/>
+              </w:rPr>
+            </w:pPr>
+            <w:r>
+              <w:rPr>
+                <w:lang w:val="en-ID"/>
+              </w:rPr>
+              <w:t xml:space="preserve">Jenis </w:t>
+            </w:r>
+            <w:proofErr w:type="spellStart"/>
+            <w:r>
+              <w:rPr>
+                <w:lang w:val="en-ID"/>
+              </w:rPr>
+              <w:t>olahraga</w:t>
+            </w:r>
+            <w:proofErr w:type="spellEnd"/>
           </w:p>
         </w:tc>
         <w:tc>
@@ -11593,6 +12013,9 @@
             <w:pPr>
               <w:spacing w:before="20" w:after="20" w:line="252" w:lineRule="auto"/>
             </w:pPr>
+            <w:r>
+              <w:t>text</w:t>
+            </w:r>
           </w:p>
         </w:tc>
         <w:tc>
@@ -11608,7 +12031,18 @@
           <w:p>
             <w:pPr>
               <w:spacing w:before="20" w:after="20" w:line="252" w:lineRule="auto"/>
-            </w:pPr>
+              <w:rPr>
+                <w:lang w:val="en-ID"/>
+              </w:rPr>
+            </w:pPr>
+            <w:proofErr w:type="spellStart"/>
+            <w:r>
+              <w:rPr>
+                <w:lang w:val="en-ID"/>
+              </w:rPr>
+              <w:t>jenis-olahraga</w:t>
+            </w:r>
+            <w:proofErr w:type="spellEnd"/>
           </w:p>
         </w:tc>
         <w:tc>
@@ -11624,13 +12058,55 @@
           <w:p>
             <w:pPr>
               <w:spacing w:before="20" w:after="20" w:line="252" w:lineRule="auto"/>
-            </w:pPr>
-            <w:r>
               <w:rPr>
                 <w:rFonts w:cs="Carlito"/>
                 <w:sz w:val="18"/>
-              </w:rPr>
-              <w:t>required / min / max / pattern</w:t>
+                <w:lang w:val="en-ID"/>
+              </w:rPr>
+            </w:pPr>
+            <w:r>
+              <w:rPr>
+                <w:rFonts w:cs="Carlito"/>
+                <w:sz w:val="18"/>
+                <w:lang w:val="en-ID"/>
+              </w:rPr>
+              <w:t xml:space="preserve">required, </w:t>
+            </w:r>
+            <w:proofErr w:type="spellStart"/>
+            <w:r>
+              <w:rPr>
+                <w:rFonts w:cs="Carlito"/>
+                <w:sz w:val="18"/>
+                <w:lang w:val="en-ID"/>
+              </w:rPr>
+              <w:t>minlength</w:t>
+            </w:r>
+            <w:proofErr w:type="spellEnd"/>
+            <w:r>
+              <w:rPr>
+                <w:rFonts w:cs="Carlito"/>
+                <w:sz w:val="18"/>
+                <w:lang w:val="en-ID"/>
+              </w:rPr>
+              <w:t xml:space="preserve">="3", </w:t>
+            </w:r>
+            <w:proofErr w:type="spellStart"/>
+            <w:r>
+              <w:rPr>
+                <w:rFonts w:cs="Carlito"/>
+                <w:sz w:val="18"/>
+                <w:lang w:val="en-ID"/>
+              </w:rPr>
+              <w:t>maxlength</w:t>
+            </w:r>
+            <w:proofErr w:type="spellEnd"/>
+            <w:r>
+              <w:rPr>
+                <w:rFonts w:cs="Carlito"/>
+                <w:sz w:val="18"/>
+                <w:lang w:val="en-ID"/>
+              </w:rPr>
+              <w:t>="50"</w:t>
             </w:r>
           </w:p>
         </w:tc>
@@ -11679,7 +12155,32 @@
           <w:p>
             <w:pPr>
               <w:spacing w:before="20" w:after="20" w:line="252" w:lineRule="auto"/>
-            </w:pPr>
+              <w:rPr>
+                <w:lang w:val="en-ID"/>
+              </w:rPr>
+            </w:pPr>
+            <w:proofErr w:type="spellStart"/>
+            <w:r>
+              <w:rPr>
+                <w:lang w:val="en-ID"/>
+              </w:rPr>
+              <w:t>Tanggal</w:t>
+            </w:r>
+            <w:proofErr w:type="spellEnd"/>
+            <w:r>
+              <w:rPr>
+                <w:lang w:val="en-ID"/>
+              </w:rPr>
+              <w:t xml:space="preserve"> </w:t>
+            </w:r>
+            <w:proofErr w:type="spellStart"/>
+            <w:r>
+              <w:rPr>
+                <w:lang w:val="en-ID"/>
+              </w:rPr>
+              <w:t>latihan</w:t>
+            </w:r>
+            <w:proofErr w:type="spellEnd"/>
           </w:p>
         </w:tc>
         <w:tc>
@@ -11697,6 +12198,9 @@
             <w:pPr>
               <w:spacing w:before="20" w:after="20" w:line="252" w:lineRule="auto"/>
             </w:pPr>
+            <w:r>
+              <w:t>date</w:t>
+            </w:r>
           </w:p>
         </w:tc>
         <w:tc>
@@ -11713,7 +12217,18 @@
           <w:p>
             <w:pPr>
               <w:spacing w:before="20" w:after="20" w:line="252" w:lineRule="auto"/>
-            </w:pPr>
+              <w:rPr>
+                <w:lang w:val="en-ID"/>
+              </w:rPr>
+            </w:pPr>
+            <w:proofErr w:type="spellStart"/>
+            <w:r>
+              <w:rPr>
+                <w:lang w:val="en-ID"/>
+              </w:rPr>
+              <w:t>tanggal-latihan</w:t>
+            </w:r>
+            <w:proofErr w:type="spellEnd"/>
           </w:p>
         </w:tc>
         <w:tc>
@@ -11730,7 +12245,16 @@
           <w:p>
             <w:pPr>
               <w:spacing w:before="20" w:after="20" w:line="252" w:lineRule="auto"/>
-            </w:pPr>
+              <w:rPr>
+                <w:lang w:val="en-ID"/>
+              </w:rPr>
+            </w:pPr>
+            <w:r>
+              <w:rPr>
+                <w:lang w:val="en-ID"/>
+              </w:rPr>
+              <w:t>required, min="2026-09-01", max="2027-01-31"</w:t>
+            </w:r>
           </w:p>
         </w:tc>
       </w:tr>
@@ -11776,7 +12300,38 @@
           <w:p>
             <w:pPr>
               <w:spacing w:before="20" w:after="20" w:line="252" w:lineRule="auto"/>
-            </w:pPr>
+              <w:rPr>
+                <w:lang w:val="en-ID"/>
+              </w:rPr>
+            </w:pPr>
+            <w:proofErr w:type="spellStart"/>
+            <w:r>
+              <w:rPr>
+                <w:lang w:val="en-ID"/>
+              </w:rPr>
+              <w:t>Durasi</w:t>
+            </w:r>
+            <w:proofErr w:type="spellEnd"/>
+            <w:r>
+              <w:rPr>
+                <w:lang w:val="en-ID"/>
+              </w:rPr>
+              <w:t xml:space="preserve"> (</w:t>
+            </w:r>
+            <w:proofErr w:type="spellStart"/>
+            <w:r>
+              <w:rPr>
+                <w:lang w:val="en-ID"/>
+              </w:rPr>
+              <w:t>menit</w:t>
+            </w:r>
+            <w:proofErr w:type="spellEnd"/>
+            <w:r>
+              <w:rPr>
+                <w:lang w:val="en-ID"/>
+              </w:rPr>
+              <w:t>)</w:t>
+            </w:r>
           </w:p>
         </w:tc>
         <w:tc>
@@ -11793,6 +12348,9 @@
             <w:pPr>
               <w:spacing w:before="20" w:after="20" w:line="252" w:lineRule="auto"/>
             </w:pPr>
+            <w:r>
+              <w:t>number</w:t>
+            </w:r>
           </w:p>
         </w:tc>
         <w:tc>
@@ -11808,7 +12366,18 @@
           <w:p>
             <w:pPr>
               <w:spacing w:before="20" w:after="20" w:line="252" w:lineRule="auto"/>
-            </w:pPr>
+              <w:rPr>
+                <w:lang w:val="en-ID"/>
+              </w:rPr>
+            </w:pPr>
+            <w:proofErr w:type="spellStart"/>
+            <w:r>
+              <w:rPr>
+                <w:lang w:val="en-ID"/>
+              </w:rPr>
+              <w:t>durasi</w:t>
+            </w:r>
+            <w:proofErr w:type="spellEnd"/>
           </w:p>
         </w:tc>
         <w:tc>
@@ -11824,7 +12393,16 @@
           <w:p>
             <w:pPr>
               <w:spacing w:before="20" w:after="20" w:line="252" w:lineRule="auto"/>
-            </w:pPr>
+              <w:rPr>
+                <w:lang w:val="en-ID"/>
+              </w:rPr>
+            </w:pPr>
+            <w:r>
+              <w:rPr>
+                <w:lang w:val="en-ID"/>
+              </w:rPr>
+              <w:t>required, min="5", max="240", step="5"</w:t>
+            </w:r>
           </w:p>
         </w:tc>
       </w:tr>
@@ -11996,7 +12574,88 @@
           <w:p>
             <w:pPr>
               <w:spacing w:before="20" w:after="20" w:line="252" w:lineRule="auto"/>
-            </w:pPr>
+              <w:rPr>
+                <w:lang w:val="en-ID"/>
+              </w:rPr>
+            </w:pPr>
+            <w:proofErr w:type="spellStart"/>
+            <w:r>
+              <w:rPr>
+                <w:lang w:val="en-ID"/>
+              </w:rPr>
+              <w:t>Kursor</w:t>
+            </w:r>
+            <w:proofErr w:type="spellEnd"/>
+            <w:r>
+              <w:rPr>
+                <w:lang w:val="en-ID"/>
+              </w:rPr>
+              <w:t xml:space="preserve"> </w:t>
+            </w:r>
+            <w:proofErr w:type="spellStart"/>
+            <w:r>
+              <w:rPr>
+                <w:lang w:val="en-ID"/>
+              </w:rPr>
+              <w:t>pindah</w:t>
+            </w:r>
+            <w:proofErr w:type="spellEnd"/>
+            <w:r>
+              <w:rPr>
+                <w:lang w:val="en-ID"/>
+              </w:rPr>
+              <w:t xml:space="preserve"> </w:t>
+            </w:r>
+            <w:proofErr w:type="spellStart"/>
+            <w:r>
+              <w:rPr>
+                <w:lang w:val="en-ID"/>
+              </w:rPr>
+              <w:t>ke</w:t>
+            </w:r>
+            <w:proofErr w:type="spellEnd"/>
+            <w:r>
+              <w:rPr>
+                <w:lang w:val="en-ID"/>
+              </w:rPr>
+              <w:t xml:space="preserve"> </w:t>
+            </w:r>
+            <w:proofErr w:type="spellStart"/>
+            <w:r>
+              <w:rPr>
+                <w:lang w:val="en-ID"/>
+              </w:rPr>
+              <w:t>kolom</w:t>
+            </w:r>
+            <w:proofErr w:type="spellEnd"/>
+            <w:r>
+              <w:rPr>
+                <w:lang w:val="en-ID"/>
+              </w:rPr>
+              <w:t xml:space="preserve"> </w:t>
+            </w:r>
+            <w:proofErr w:type="spellStart"/>
+            <w:r>
+              <w:rPr>
+                <w:lang w:val="en-ID"/>
+              </w:rPr>
+              <w:t>isian</w:t>
+            </w:r>
+            <w:proofErr w:type="spellEnd"/>
+            <w:r>
+              <w:rPr>
+                <w:lang w:val="en-ID"/>
+              </w:rPr>
+              <w:t xml:space="preserve"> yang </w:t>
+            </w:r>
+            <w:proofErr w:type="spellStart"/>
+            <w:r>
+              <w:rPr>
+                <w:lang w:val="en-ID"/>
+              </w:rPr>
+              <w:t>sesuai</w:t>
+            </w:r>
+            <w:proofErr w:type="spellEnd"/>
           </w:p>
         </w:tc>
       </w:tr>
@@ -12068,7 +12727,72 @@
           <w:p>
             <w:pPr>
               <w:spacing w:before="20" w:after="20" w:line="252" w:lineRule="auto"/>
-            </w:pPr>
+              <w:rPr>
+                <w:lang w:val="en-ID"/>
+              </w:rPr>
+            </w:pPr>
+            <w:r>
+              <w:rPr>
+                <w:lang w:val="en-ID"/>
+              </w:rPr>
+              <w:t xml:space="preserve">Form </w:t>
+            </w:r>
+            <w:proofErr w:type="spellStart"/>
+            <w:r>
+              <w:rPr>
+                <w:lang w:val="en-ID"/>
+              </w:rPr>
+              <w:t>tidak</w:t>
+            </w:r>
+            <w:proofErr w:type="spellEnd"/>
+            <w:r>
+              <w:rPr>
+                <w:lang w:val="en-ID"/>
+              </w:rPr>
+              <w:t xml:space="preserve"> </w:t>
+            </w:r>
+            <w:proofErr w:type="spellStart"/>
+            <w:r>
+              <w:rPr>
+                <w:lang w:val="en-ID"/>
+              </w:rPr>
+              <w:t>terkirim</w:t>
+            </w:r>
+            <w:proofErr w:type="spellEnd"/>
+            <w:r>
+              <w:rPr>
+                <w:lang w:val="en-ID"/>
+              </w:rPr>
+              <w:t xml:space="preserve">; </w:t>
+            </w:r>
+            <w:proofErr w:type="spellStart"/>
+            <w:r>
+              <w:rPr>
+                <w:lang w:val="en-ID"/>
+              </w:rPr>
+              <w:t>muncul</w:t>
+            </w:r>
+            <w:proofErr w:type="spellEnd"/>
+            <w:r>
+              <w:rPr>
+                <w:lang w:val="en-ID"/>
+              </w:rPr>
+              <w:t xml:space="preserve"> </w:t>
+            </w:r>
+            <w:proofErr w:type="spellStart"/>
+            <w:r>
+              <w:rPr>
+                <w:lang w:val="en-ID"/>
+              </w:rPr>
+              <w:t>pesan</w:t>
+            </w:r>
+            <w:proofErr w:type="spellEnd"/>
+            <w:r>
+              <w:rPr>
+                <w:lang w:val="en-ID"/>
+              </w:rPr>
+              <w:t xml:space="preserve"> "Please fill out this field"</w:t>
+            </w:r>
           </w:p>
         </w:tc>
       </w:tr>
@@ -12137,7 +12861,150 @@
           <w:p>
             <w:pPr>
               <w:spacing w:before="20" w:after="20" w:line="252" w:lineRule="auto"/>
-            </w:pPr>
+              <w:rPr>
+                <w:lang w:val="en-ID"/>
+              </w:rPr>
+            </w:pPr>
+            <w:proofErr w:type="spellStart"/>
+            <w:r>
+              <w:rPr>
+                <w:lang w:val="en-ID"/>
+              </w:rPr>
+              <w:t>Huruf</w:t>
+            </w:r>
+            <w:proofErr w:type="spellEnd"/>
+            <w:r>
+              <w:rPr>
+                <w:lang w:val="en-ID"/>
+              </w:rPr>
+              <w:t xml:space="preserve"> </w:t>
+            </w:r>
+            <w:proofErr w:type="spellStart"/>
+            <w:r>
+              <w:rPr>
+                <w:lang w:val="en-ID"/>
+              </w:rPr>
+              <w:t>tidak</w:t>
+            </w:r>
+            <w:proofErr w:type="spellEnd"/>
+            <w:r>
+              <w:rPr>
+                <w:lang w:val="en-ID"/>
+              </w:rPr>
+              <w:t xml:space="preserve"> </w:t>
+            </w:r>
+            <w:proofErr w:type="spellStart"/>
+            <w:r>
+              <w:rPr>
+                <w:lang w:val="en-ID"/>
+              </w:rPr>
+              <w:t>bisa</w:t>
+            </w:r>
+            <w:proofErr w:type="spellEnd"/>
+            <w:r>
+              <w:rPr>
+                <w:lang w:val="en-ID"/>
+              </w:rPr>
+              <w:t xml:space="preserve"> </w:t>
+            </w:r>
+            <w:proofErr w:type="spellStart"/>
+            <w:r>
+              <w:rPr>
+                <w:lang w:val="en-ID"/>
+              </w:rPr>
+              <w:t>diketik</w:t>
+            </w:r>
+            <w:proofErr w:type="spellEnd"/>
+            <w:r>
+              <w:rPr>
+                <w:lang w:val="en-ID"/>
+              </w:rPr>
+              <w:t xml:space="preserve"> di </w:t>
+            </w:r>
+            <w:proofErr w:type="spellStart"/>
+            <w:r>
+              <w:rPr>
+                <w:lang w:val="en-ID"/>
+              </w:rPr>
+              <w:t>kolom</w:t>
+            </w:r>
+            <w:proofErr w:type="spellEnd"/>
+            <w:r>
+              <w:rPr>
+                <w:lang w:val="en-ID"/>
+              </w:rPr>
+              <w:t xml:space="preserve"> </w:t>
+            </w:r>
+            <w:proofErr w:type="spellStart"/>
+            <w:r>
+              <w:rPr>
+                <w:lang w:val="en-ID"/>
+              </w:rPr>
+              <w:t>Durasi</w:t>
+            </w:r>
+            <w:proofErr w:type="spellEnd"/>
+            <w:r>
+              <w:rPr>
+                <w:lang w:val="en-ID"/>
+              </w:rPr>
+              <w:t xml:space="preserve">; </w:t>
+            </w:r>
+            <w:proofErr w:type="spellStart"/>
+            <w:r>
+              <w:rPr>
+                <w:lang w:val="en-ID"/>
+              </w:rPr>
+              <w:t>angka</w:t>
+            </w:r>
+            <w:proofErr w:type="spellEnd"/>
+            <w:r>
+              <w:rPr>
+                <w:lang w:val="en-ID"/>
+              </w:rPr>
+              <w:t xml:space="preserve"> 300 </w:t>
+            </w:r>
+            <w:proofErr w:type="spellStart"/>
+            <w:r>
+              <w:rPr>
+                <w:lang w:val="en-ID"/>
+              </w:rPr>
+              <w:t>ditolak</w:t>
+            </w:r>
+            <w:proofErr w:type="spellEnd"/>
+            <w:r>
+              <w:rPr>
+                <w:lang w:val="en-ID"/>
+              </w:rPr>
+              <w:t xml:space="preserve"> </w:t>
+            </w:r>
+            <w:proofErr w:type="spellStart"/>
+            <w:r>
+              <w:rPr>
+                <w:lang w:val="en-ID"/>
+              </w:rPr>
+              <w:t>karena</w:t>
+            </w:r>
+            <w:proofErr w:type="spellEnd"/>
+            <w:r>
+              <w:rPr>
+                <w:lang w:val="en-ID"/>
+              </w:rPr>
+              <w:t xml:space="preserve"> di </w:t>
+            </w:r>
+            <w:proofErr w:type="spellStart"/>
+            <w:r>
+              <w:rPr>
+                <w:lang w:val="en-ID"/>
+              </w:rPr>
+              <w:t>atas</w:t>
+            </w:r>
+            <w:proofErr w:type="spellEnd"/>
+            <w:r>
+              <w:rPr>
+                <w:lang w:val="en-ID"/>
+              </w:rPr>
+              <w:t xml:space="preserve"> max</w:t>
+            </w:r>
           </w:p>
         </w:tc>
       </w:tr>
@@ -12167,6 +13034,7 @@
                 <w:rFonts w:cs="Carlito"/>
                 <w:sz w:val="19"/>
               </w:rPr>
+              <w:lastRenderedPageBreak/>
               <w:t>Tombol benar</w:t>
             </w:r>
           </w:p>
@@ -12209,7 +13077,72 @@
           <w:p>
             <w:pPr>
               <w:spacing w:before="20" w:after="20" w:line="252" w:lineRule="auto"/>
-            </w:pPr>
+              <w:rPr>
+                <w:lang w:val="en-ID"/>
+              </w:rPr>
+            </w:pPr>
+            <w:r>
+              <w:rPr>
+                <w:lang w:val="en-ID"/>
+              </w:rPr>
+              <w:t xml:space="preserve">Enter di </w:t>
+            </w:r>
+            <w:proofErr w:type="spellStart"/>
+            <w:r>
+              <w:rPr>
+                <w:lang w:val="en-ID"/>
+              </w:rPr>
+              <w:t>dalam</w:t>
+            </w:r>
+            <w:proofErr w:type="spellEnd"/>
+            <w:r>
+              <w:rPr>
+                <w:lang w:val="en-ID"/>
+              </w:rPr>
+              <w:t xml:space="preserve"> </w:t>
+            </w:r>
+            <w:proofErr w:type="spellStart"/>
+            <w:r>
+              <w:rPr>
+                <w:lang w:val="en-ID"/>
+              </w:rPr>
+              <w:t>kolom</w:t>
+            </w:r>
+            <w:proofErr w:type="spellEnd"/>
+            <w:r>
+              <w:rPr>
+                <w:lang w:val="en-ID"/>
+              </w:rPr>
+              <w:t xml:space="preserve"> </w:t>
+            </w:r>
+            <w:proofErr w:type="spellStart"/>
+            <w:r>
+              <w:rPr>
+                <w:lang w:val="en-ID"/>
+              </w:rPr>
+              <w:t>mengirim</w:t>
+            </w:r>
+            <w:proofErr w:type="spellEnd"/>
+            <w:r>
+              <w:rPr>
+                <w:lang w:val="en-ID"/>
+              </w:rPr>
+              <w:t xml:space="preserve"> form (</w:t>
+            </w:r>
+            <w:proofErr w:type="spellStart"/>
+            <w:r>
+              <w:rPr>
+                <w:lang w:val="en-ID"/>
+              </w:rPr>
+              <w:t>karena</w:t>
+            </w:r>
+            <w:proofErr w:type="spellEnd"/>
+            <w:r>
+              <w:rPr>
+                <w:lang w:val="en-ID"/>
+              </w:rPr>
+              <w:t xml:space="preserve"> `type="submit"`)</w:t>
+            </w:r>
           </w:p>
         </w:tc>
       </w:tr>
@@ -12791,6 +13724,9 @@
             <w:pPr>
               <w:spacing w:before="20" w:after="20" w:line="252" w:lineRule="auto"/>
             </w:pPr>
+            <w:r>
+              <w:t>96</w:t>
+            </w:r>
           </w:p>
         </w:tc>
         <w:tc>
@@ -12806,7 +13742,62 @@
           <w:p>
             <w:pPr>
               <w:spacing w:before="20" w:after="20" w:line="252" w:lineRule="auto"/>
-            </w:pPr>
+              <w:rPr>
+                <w:lang w:val="en-ID"/>
+              </w:rPr>
+            </w:pPr>
+            <w:r>
+              <w:rPr>
+                <w:lang w:val="en-ID"/>
+              </w:rPr>
+              <w:t xml:space="preserve">Tidak di </w:t>
+            </w:r>
+            <w:proofErr w:type="spellStart"/>
+            <w:r>
+              <w:rPr>
+                <w:lang w:val="en-ID"/>
+              </w:rPr>
+              <w:t>bawah</w:t>
+            </w:r>
+            <w:proofErr w:type="spellEnd"/>
+            <w:r>
+              <w:rPr>
+                <w:lang w:val="en-ID"/>
+              </w:rPr>
+              <w:t xml:space="preserve"> 90. Satu </w:t>
+            </w:r>
+            <w:proofErr w:type="spellStart"/>
+            <w:r>
+              <w:rPr>
+                <w:lang w:val="en-ID"/>
+              </w:rPr>
+              <w:t>temuan</w:t>
+            </w:r>
+            <w:proofErr w:type="spellEnd"/>
+            <w:r>
+              <w:rPr>
+                <w:lang w:val="en-ID"/>
+              </w:rPr>
+              <w:t xml:space="preserve">: </w:t>
+            </w:r>
+            <w:r>
+              <w:rPr>
+                <w:lang w:val="en-ID"/>
+              </w:rPr>
+              <w:t>“</w:t>
+            </w:r>
+            <w:r>
+              <w:rPr>
+                <w:lang w:val="en-ID"/>
+              </w:rPr>
+              <w:t>Touch targets do not have sufficient size or spacing</w:t>
+            </w:r>
+            <w:r>
+              <w:rPr>
+                <w:lang w:val="en-ID"/>
+              </w:rPr>
+              <w:t>”</w:t>
+            </w:r>
           </w:p>
         </w:tc>
       </w:tr>
@@ -13063,8 +14054,49 @@
                 <w:rFonts w:cs="Carlito"/>
                 <w:sz w:val="19"/>
               </w:rPr>
-              <w:t>Lancar / ada yang terlewat: ______________</w:t>
-            </w:r>
+              <w:t xml:space="preserve">Lancar / </w:t>
+            </w:r>
+            <w:proofErr w:type="spellStart"/>
+            <w:r>
+              <w:rPr>
+                <w:rFonts w:cs="Carlito"/>
+                <w:sz w:val="19"/>
+              </w:rPr>
+              <w:t>ada</w:t>
+            </w:r>
+            <w:proofErr w:type="spellEnd"/>
+            <w:r>
+              <w:rPr>
+                <w:rFonts w:cs="Carlito"/>
+                <w:sz w:val="19"/>
+              </w:rPr>
+              <w:t xml:space="preserve"> yang </w:t>
+            </w:r>
+            <w:proofErr w:type="spellStart"/>
+            <w:r>
+              <w:rPr>
+                <w:rFonts w:cs="Carlito"/>
+                <w:sz w:val="19"/>
+              </w:rPr>
+              <w:t>terlewat</w:t>
+            </w:r>
+            <w:proofErr w:type="spellEnd"/>
+            <w:r>
+              <w:rPr>
+                <w:rFonts w:cs="Carlito"/>
+                <w:sz w:val="19"/>
+              </w:rPr>
+              <w:t xml:space="preserve">: </w:t>
+            </w:r>
+            <w:proofErr w:type="spellStart"/>
+            <w:r>
+              <w:rPr>
+                <w:rFonts w:cs="Carlito"/>
+                <w:sz w:val="19"/>
+              </w:rPr>
+              <w:t>Lancar</w:t>
+            </w:r>
+            <w:proofErr w:type="spellEnd"/>
           </w:p>
         </w:tc>
       </w:tr>
@@ -13142,8 +14174,33 @@
                 <w:rFonts w:cs="Carlito"/>
                 <w:sz w:val="19"/>
               </w:rPr>
-              <w:t>Semua benar / yang salah: ______________</w:t>
-            </w:r>
+              <w:t xml:space="preserve">Semua benar / yang salah: </w:t>
+            </w:r>
+            <w:proofErr w:type="spellStart"/>
+            <w:r>
+              <w:rPr>
+                <w:rFonts w:cs="Carlito"/>
+                <w:sz w:val="19"/>
+              </w:rPr>
+              <w:t>Semua</w:t>
+            </w:r>
+            <w:proofErr w:type="spellEnd"/>
+            <w:r>
+              <w:rPr>
+                <w:rFonts w:cs="Carlito"/>
+                <w:sz w:val="19"/>
+              </w:rPr>
+              <w:t xml:space="preserve"> </w:t>
+            </w:r>
+            <w:proofErr w:type="spellStart"/>
+            <w:r>
+              <w:rPr>
+                <w:rFonts w:cs="Carlito"/>
+                <w:sz w:val="19"/>
+              </w:rPr>
+              <w:t>benar</w:t>
+            </w:r>
+            <w:proofErr w:type="spellEnd"/>
           </w:p>
         </w:tc>
       </w:tr>
@@ -13218,8 +14275,33 @@
                 <w:rFonts w:cs="Carlito"/>
                 <w:sz w:val="19"/>
               </w:rPr>
-              <w:t>Semua benar / yang salah: ______________</w:t>
-            </w:r>
+              <w:t xml:space="preserve">Semua benar / yang salah: </w:t>
+            </w:r>
+            <w:proofErr w:type="spellStart"/>
+            <w:r>
+              <w:rPr>
+                <w:rFonts w:cs="Carlito"/>
+                <w:sz w:val="19"/>
+              </w:rPr>
+              <w:t>Semua</w:t>
+            </w:r>
+            <w:proofErr w:type="spellEnd"/>
+            <w:r>
+              <w:rPr>
+                <w:rFonts w:cs="Carlito"/>
+                <w:sz w:val="19"/>
+              </w:rPr>
+              <w:t xml:space="preserve"> </w:t>
+            </w:r>
+            <w:proofErr w:type="spellStart"/>
+            <w:r>
+              <w:rPr>
+                <w:rFonts w:cs="Carlito"/>
+                <w:sz w:val="19"/>
+              </w:rPr>
+              <w:t>benar</w:t>
+            </w:r>
+            <w:proofErr w:type="spellEnd"/>
           </w:p>
         </w:tc>
       </w:tr>
@@ -13705,7 +14787,27 @@
               <w:right w:val="single" w:sz="4" w:space="0" w:color="B9C6E2"/>
             </w:tcBorders>
           </w:tcPr>
-          <w:p/>
+          <w:p>
+            <w:pPr>
+              <w:rPr>
+                <w:lang w:val="en-ID"/>
+              </w:rPr>
+            </w:pPr>
+            <w:proofErr w:type="spellStart"/>
+            <w:r>
+              <w:rPr>
+                <w:lang w:val="en-ID"/>
+              </w:rPr>
+              <w:t>tabel</w:t>
+            </w:r>
+            <w:proofErr w:type="spellEnd"/>
+            <w:r>
+              <w:rPr>
+                <w:lang w:val="en-ID"/>
+              </w:rPr>
+              <w:t xml:space="preserve"> Jadwal Latihan</w:t>
+            </w:r>
+          </w:p>
         </w:tc>
       </w:tr>
       <w:tr>
@@ -13722,7 +14824,349 @@
               <w:right w:val="single" w:sz="4" w:space="0" w:color="B9C6E2"/>
             </w:tcBorders>
           </w:tcPr>
-          <w:p/>
+          <w:p>
+            <w:pPr>
+              <w:rPr>
+                <w:lang w:val="en-ID"/>
+              </w:rPr>
+            </w:pPr>
+            <w:proofErr w:type="spellStart"/>
+            <w:r>
+              <w:rPr>
+                <w:lang w:val="en-ID"/>
+              </w:rPr>
+              <w:t>Tabelnya</w:t>
+            </w:r>
+            <w:proofErr w:type="spellEnd"/>
+            <w:r>
+              <w:rPr>
+                <w:lang w:val="en-ID"/>
+              </w:rPr>
+              <w:t xml:space="preserve"> punya &lt;caption&gt;, baris </w:t>
+            </w:r>
+            <w:proofErr w:type="spellStart"/>
+            <w:r>
+              <w:rPr>
+                <w:lang w:val="en-ID"/>
+              </w:rPr>
+              <w:t>judul</w:t>
+            </w:r>
+            <w:proofErr w:type="spellEnd"/>
+            <w:r>
+              <w:rPr>
+                <w:lang w:val="en-ID"/>
+              </w:rPr>
+              <w:t xml:space="preserve"> </w:t>
+            </w:r>
+            <w:proofErr w:type="spellStart"/>
+            <w:r>
+              <w:rPr>
+                <w:lang w:val="en-ID"/>
+              </w:rPr>
+              <w:t>dipisah</w:t>
+            </w:r>
+            <w:proofErr w:type="spellEnd"/>
+            <w:r>
+              <w:rPr>
+                <w:lang w:val="en-ID"/>
+              </w:rPr>
+              <w:t xml:space="preserve"> </w:t>
+            </w:r>
+            <w:proofErr w:type="spellStart"/>
+            <w:r>
+              <w:rPr>
+                <w:lang w:val="en-ID"/>
+              </w:rPr>
+              <w:t>dengan</w:t>
+            </w:r>
+            <w:proofErr w:type="spellEnd"/>
+            <w:r>
+              <w:rPr>
+                <w:lang w:val="en-ID"/>
+              </w:rPr>
+              <w:t xml:space="preserve"> &lt;</w:t>
+            </w:r>
+            <w:proofErr w:type="spellStart"/>
+            <w:r>
+              <w:rPr>
+                <w:lang w:val="en-ID"/>
+              </w:rPr>
+              <w:t>thead</w:t>
+            </w:r>
+            <w:proofErr w:type="spellEnd"/>
+            <w:r>
+              <w:rPr>
+                <w:lang w:val="en-ID"/>
+              </w:rPr>
+              <w:t>&gt;/&lt;</w:t>
+            </w:r>
+            <w:proofErr w:type="spellStart"/>
+            <w:r>
+              <w:rPr>
+                <w:lang w:val="en-ID"/>
+              </w:rPr>
+              <w:t>tbody</w:t>
+            </w:r>
+            <w:proofErr w:type="spellEnd"/>
+            <w:r>
+              <w:rPr>
+                <w:lang w:val="en-ID"/>
+              </w:rPr>
+              <w:t xml:space="preserve">&gt;, header </w:t>
+            </w:r>
+            <w:proofErr w:type="spellStart"/>
+            <w:r>
+              <w:rPr>
+                <w:lang w:val="en-ID"/>
+              </w:rPr>
+              <w:t>kolom</w:t>
+            </w:r>
+            <w:proofErr w:type="spellEnd"/>
+            <w:r>
+              <w:rPr>
+                <w:lang w:val="en-ID"/>
+              </w:rPr>
+              <w:t xml:space="preserve"> </w:t>
+            </w:r>
+            <w:proofErr w:type="spellStart"/>
+            <w:r>
+              <w:rPr>
+                <w:lang w:val="en-ID"/>
+              </w:rPr>
+              <w:t>memakai</w:t>
+            </w:r>
+            <w:proofErr w:type="spellEnd"/>
+            <w:r>
+              <w:rPr>
+                <w:lang w:val="en-ID"/>
+              </w:rPr>
+              <w:t xml:space="preserve"> &lt;</w:t>
+            </w:r>
+            <w:proofErr w:type="spellStart"/>
+            <w:r>
+              <w:rPr>
+                <w:lang w:val="en-ID"/>
+              </w:rPr>
+              <w:t>th</w:t>
+            </w:r>
+            <w:proofErr w:type="spellEnd"/>
+            <w:r>
+              <w:rPr>
+                <w:lang w:val="en-ID"/>
+              </w:rPr>
+              <w:t xml:space="preserve"> scope="col"&gt;, dan nama </w:t>
+            </w:r>
+            <w:proofErr w:type="spellStart"/>
+            <w:r>
+              <w:rPr>
+                <w:lang w:val="en-ID"/>
+              </w:rPr>
+              <w:t>hari</w:t>
+            </w:r>
+            <w:proofErr w:type="spellEnd"/>
+            <w:r>
+              <w:rPr>
+                <w:lang w:val="en-ID"/>
+              </w:rPr>
+              <w:t xml:space="preserve"> di </w:t>
+            </w:r>
+            <w:proofErr w:type="spellStart"/>
+            <w:r>
+              <w:rPr>
+                <w:lang w:val="en-ID"/>
+              </w:rPr>
+              <w:t>setiap</w:t>
+            </w:r>
+            <w:proofErr w:type="spellEnd"/>
+            <w:r>
+              <w:rPr>
+                <w:lang w:val="en-ID"/>
+              </w:rPr>
+              <w:t xml:space="preserve"> baris </w:t>
+            </w:r>
+            <w:proofErr w:type="spellStart"/>
+            <w:r>
+              <w:rPr>
+                <w:lang w:val="en-ID"/>
+              </w:rPr>
+              <w:t>memakai</w:t>
+            </w:r>
+            <w:proofErr w:type="spellEnd"/>
+            <w:r>
+              <w:rPr>
+                <w:lang w:val="en-ID"/>
+              </w:rPr>
+              <w:t xml:space="preserve"> &lt;</w:t>
+            </w:r>
+            <w:proofErr w:type="spellStart"/>
+            <w:r>
+              <w:rPr>
+                <w:lang w:val="en-ID"/>
+              </w:rPr>
+              <w:t>th</w:t>
+            </w:r>
+            <w:proofErr w:type="spellEnd"/>
+            <w:r>
+              <w:rPr>
+                <w:lang w:val="en-ID"/>
+              </w:rPr>
+              <w:t xml:space="preserve"> scope="row"&gt;, </w:t>
+            </w:r>
+            <w:proofErr w:type="spellStart"/>
+            <w:r>
+              <w:rPr>
+                <w:lang w:val="en-ID"/>
+              </w:rPr>
+              <w:t>sehingga</w:t>
+            </w:r>
+            <w:proofErr w:type="spellEnd"/>
+            <w:r>
+              <w:rPr>
+                <w:lang w:val="en-ID"/>
+              </w:rPr>
+              <w:t xml:space="preserve"> </w:t>
+            </w:r>
+            <w:proofErr w:type="spellStart"/>
+            <w:r>
+              <w:rPr>
+                <w:lang w:val="en-ID"/>
+              </w:rPr>
+              <w:t>pembaca</w:t>
+            </w:r>
+            <w:proofErr w:type="spellEnd"/>
+            <w:r>
+              <w:rPr>
+                <w:lang w:val="en-ID"/>
+              </w:rPr>
+              <w:t xml:space="preserve"> </w:t>
+            </w:r>
+            <w:proofErr w:type="spellStart"/>
+            <w:r>
+              <w:rPr>
+                <w:lang w:val="en-ID"/>
+              </w:rPr>
+              <w:t>layar</w:t>
+            </w:r>
+            <w:proofErr w:type="spellEnd"/>
+            <w:r>
+              <w:rPr>
+                <w:lang w:val="en-ID"/>
+              </w:rPr>
+              <w:t xml:space="preserve"> </w:t>
+            </w:r>
+            <w:proofErr w:type="spellStart"/>
+            <w:r>
+              <w:rPr>
+                <w:lang w:val="en-ID"/>
+              </w:rPr>
+              <w:t>tahu</w:t>
+            </w:r>
+            <w:proofErr w:type="spellEnd"/>
+            <w:r>
+              <w:rPr>
+                <w:lang w:val="en-ID"/>
+              </w:rPr>
+              <w:t xml:space="preserve"> </w:t>
+            </w:r>
+            <w:proofErr w:type="spellStart"/>
+            <w:r>
+              <w:rPr>
+                <w:lang w:val="en-ID"/>
+              </w:rPr>
+              <w:t>setiap</w:t>
+            </w:r>
+            <w:proofErr w:type="spellEnd"/>
+            <w:r>
+              <w:rPr>
+                <w:lang w:val="en-ID"/>
+              </w:rPr>
+              <w:t xml:space="preserve"> </w:t>
+            </w:r>
+            <w:proofErr w:type="spellStart"/>
+            <w:r>
+              <w:rPr>
+                <w:lang w:val="en-ID"/>
+              </w:rPr>
+              <w:t>angka</w:t>
+            </w:r>
+            <w:proofErr w:type="spellEnd"/>
+            <w:r>
+              <w:rPr>
+                <w:lang w:val="en-ID"/>
+              </w:rPr>
+              <w:t xml:space="preserve"> </w:t>
+            </w:r>
+            <w:proofErr w:type="spellStart"/>
+            <w:r>
+              <w:rPr>
+                <w:lang w:val="en-ID"/>
+              </w:rPr>
+              <w:t>durasi</w:t>
+            </w:r>
+            <w:proofErr w:type="spellEnd"/>
+            <w:r>
+              <w:rPr>
+                <w:lang w:val="en-ID"/>
+              </w:rPr>
+              <w:t xml:space="preserve"> dan </w:t>
+            </w:r>
+            <w:proofErr w:type="spellStart"/>
+            <w:r>
+              <w:rPr>
+                <w:lang w:val="en-ID"/>
+              </w:rPr>
+              <w:t>kalori</w:t>
+            </w:r>
+            <w:proofErr w:type="spellEnd"/>
+            <w:r>
+              <w:rPr>
+                <w:lang w:val="en-ID"/>
+              </w:rPr>
+              <w:t xml:space="preserve"> </w:t>
+            </w:r>
+            <w:proofErr w:type="spellStart"/>
+            <w:r>
+              <w:rPr>
+                <w:lang w:val="en-ID"/>
+              </w:rPr>
+              <w:t>milik</w:t>
+            </w:r>
+            <w:proofErr w:type="spellEnd"/>
+            <w:r>
+              <w:rPr>
+                <w:lang w:val="en-ID"/>
+              </w:rPr>
+              <w:t xml:space="preserve"> </w:t>
+            </w:r>
+            <w:proofErr w:type="spellStart"/>
+            <w:r>
+              <w:rPr>
+                <w:lang w:val="en-ID"/>
+              </w:rPr>
+              <w:t>hari</w:t>
+            </w:r>
+            <w:proofErr w:type="spellEnd"/>
+            <w:r>
+              <w:rPr>
+                <w:lang w:val="en-ID"/>
+              </w:rPr>
+              <w:t xml:space="preserve"> </w:t>
+            </w:r>
+            <w:proofErr w:type="spellStart"/>
+            <w:r>
+              <w:rPr>
+                <w:lang w:val="en-ID"/>
+              </w:rPr>
+              <w:t>apa</w:t>
+            </w:r>
+            <w:proofErr w:type="spellEnd"/>
+            <w:r>
+              <w:rPr>
+                <w:lang w:val="en-ID"/>
+              </w:rPr>
+              <w:t>.</w:t>
+            </w:r>
+          </w:p>
         </w:tc>
       </w:tr>
     </w:tbl>
@@ -13767,7 +15211,159 @@
               <w:right w:val="single" w:sz="4" w:space="0" w:color="B9C6E2"/>
             </w:tcBorders>
           </w:tcPr>
-          <w:p/>
+          <w:p>
+            <w:pPr>
+              <w:rPr>
+                <w:lang w:val="en-ID"/>
+              </w:rPr>
+            </w:pPr>
+            <w:r>
+              <w:rPr>
+                <w:lang w:val="en-ID"/>
+              </w:rPr>
+              <w:t xml:space="preserve">Lighthouse </w:t>
+            </w:r>
+            <w:proofErr w:type="spellStart"/>
+            <w:r>
+              <w:rPr>
+                <w:lang w:val="en-ID"/>
+              </w:rPr>
+              <w:t>masih</w:t>
+            </w:r>
+            <w:proofErr w:type="spellEnd"/>
+            <w:r>
+              <w:rPr>
+                <w:lang w:val="en-ID"/>
+              </w:rPr>
+              <w:t xml:space="preserve"> </w:t>
+            </w:r>
+            <w:proofErr w:type="spellStart"/>
+            <w:r>
+              <w:rPr>
+                <w:lang w:val="en-ID"/>
+              </w:rPr>
+              <w:t>menandai</w:t>
+            </w:r>
+            <w:proofErr w:type="spellEnd"/>
+            <w:r>
+              <w:rPr>
+                <w:lang w:val="en-ID"/>
+              </w:rPr>
+              <w:t xml:space="preserve"> target-size: </w:t>
+            </w:r>
+            <w:proofErr w:type="spellStart"/>
+            <w:r>
+              <w:rPr>
+                <w:lang w:val="en-ID"/>
+              </w:rPr>
+              <w:t>tautan</w:t>
+            </w:r>
+            <w:proofErr w:type="spellEnd"/>
+            <w:r>
+              <w:rPr>
+                <w:lang w:val="en-ID"/>
+              </w:rPr>
+              <w:t xml:space="preserve"> </w:t>
+            </w:r>
+            <w:proofErr w:type="spellStart"/>
+            <w:r>
+              <w:rPr>
+                <w:lang w:val="en-ID"/>
+              </w:rPr>
+              <w:t>navigasi</w:t>
+            </w:r>
+            <w:proofErr w:type="spellEnd"/>
+            <w:r>
+              <w:rPr>
+                <w:lang w:val="en-ID"/>
+              </w:rPr>
+              <w:t xml:space="preserve"> </w:t>
+            </w:r>
+            <w:proofErr w:type="spellStart"/>
+            <w:r>
+              <w:rPr>
+                <w:lang w:val="en-ID"/>
+              </w:rPr>
+              <w:t>terlalu</w:t>
+            </w:r>
+            <w:proofErr w:type="spellEnd"/>
+            <w:r>
+              <w:rPr>
+                <w:lang w:val="en-ID"/>
+              </w:rPr>
+              <w:t xml:space="preserve"> </w:t>
+            </w:r>
+            <w:proofErr w:type="spellStart"/>
+            <w:r>
+              <w:rPr>
+                <w:lang w:val="en-ID"/>
+              </w:rPr>
+              <w:t>kecil</w:t>
+            </w:r>
+            <w:proofErr w:type="spellEnd"/>
+            <w:r>
+              <w:rPr>
+                <w:lang w:val="en-ID"/>
+              </w:rPr>
+              <w:t xml:space="preserve"> dan </w:t>
+            </w:r>
+            <w:proofErr w:type="spellStart"/>
+            <w:r>
+              <w:rPr>
+                <w:lang w:val="en-ID"/>
+              </w:rPr>
+              <w:t>rapat</w:t>
+            </w:r>
+            <w:proofErr w:type="spellEnd"/>
+            <w:r>
+              <w:rPr>
+                <w:lang w:val="en-ID"/>
+              </w:rPr>
+              <w:t xml:space="preserve"> </w:t>
+            </w:r>
+            <w:proofErr w:type="spellStart"/>
+            <w:r>
+              <w:rPr>
+                <w:lang w:val="en-ID"/>
+              </w:rPr>
+              <w:t>untuk</w:t>
+            </w:r>
+            <w:proofErr w:type="spellEnd"/>
+            <w:r>
+              <w:rPr>
+                <w:lang w:val="en-ID"/>
+              </w:rPr>
+              <w:t xml:space="preserve"> </w:t>
+            </w:r>
+            <w:proofErr w:type="spellStart"/>
+            <w:r>
+              <w:rPr>
+                <w:lang w:val="en-ID"/>
+              </w:rPr>
+              <w:t>disentuh</w:t>
+            </w:r>
+            <w:proofErr w:type="spellEnd"/>
+            <w:r>
+              <w:rPr>
+                <w:lang w:val="en-ID"/>
+              </w:rPr>
+              <w:t xml:space="preserve"> di </w:t>
+            </w:r>
+            <w:proofErr w:type="spellStart"/>
+            <w:r>
+              <w:rPr>
+                <w:lang w:val="en-ID"/>
+              </w:rPr>
+              <w:t>ponsel</w:t>
+            </w:r>
+            <w:proofErr w:type="spellEnd"/>
+            <w:r>
+              <w:rPr>
+                <w:lang w:val="en-ID"/>
+              </w:rPr>
+              <w:t>.</w:t>
+            </w:r>
+          </w:p>
         </w:tc>
       </w:tr>
       <w:tr>
@@ -13784,7 +15380,221 @@
               <w:right w:val="single" w:sz="4" w:space="0" w:color="B9C6E2"/>
             </w:tcBorders>
           </w:tcPr>
-          <w:p/>
+          <w:p>
+            <w:pPr>
+              <w:rPr>
+                <w:lang w:val="en-ID"/>
+              </w:rPr>
+            </w:pPr>
+            <w:r>
+              <w:rPr>
+                <w:lang w:val="en-ID"/>
+              </w:rPr>
+              <w:t>H</w:t>
+            </w:r>
+            <w:r>
+              <w:rPr>
+                <w:lang w:val="en-ID"/>
+              </w:rPr>
+              <w:t xml:space="preserve">alaman </w:t>
+            </w:r>
+            <w:proofErr w:type="spellStart"/>
+            <w:r>
+              <w:rPr>
+                <w:lang w:val="en-ID"/>
+              </w:rPr>
+              <w:t>belum</w:t>
+            </w:r>
+            <w:proofErr w:type="spellEnd"/>
+            <w:r>
+              <w:rPr>
+                <w:lang w:val="en-ID"/>
+              </w:rPr>
+              <w:t xml:space="preserve"> </w:t>
+            </w:r>
+            <w:proofErr w:type="spellStart"/>
+            <w:r>
+              <w:rPr>
+                <w:lang w:val="en-ID"/>
+              </w:rPr>
+              <w:t>memakai</w:t>
+            </w:r>
+            <w:proofErr w:type="spellEnd"/>
+            <w:r>
+              <w:rPr>
+                <w:lang w:val="en-ID"/>
+              </w:rPr>
+              <w:t xml:space="preserve"> CSS, </w:t>
+            </w:r>
+            <w:proofErr w:type="spellStart"/>
+            <w:r>
+              <w:rPr>
+                <w:lang w:val="en-ID"/>
+              </w:rPr>
+              <w:t>jadi</w:t>
+            </w:r>
+            <w:proofErr w:type="spellEnd"/>
+            <w:r>
+              <w:rPr>
+                <w:lang w:val="en-ID"/>
+              </w:rPr>
+              <w:t xml:space="preserve"> </w:t>
+            </w:r>
+            <w:proofErr w:type="spellStart"/>
+            <w:r>
+              <w:rPr>
+                <w:lang w:val="en-ID"/>
+              </w:rPr>
+              <w:t>ukuran</w:t>
+            </w:r>
+            <w:proofErr w:type="spellEnd"/>
+            <w:r>
+              <w:rPr>
+                <w:lang w:val="en-ID"/>
+              </w:rPr>
+              <w:t xml:space="preserve"> dan </w:t>
+            </w:r>
+            <w:proofErr w:type="spellStart"/>
+            <w:r>
+              <w:rPr>
+                <w:lang w:val="en-ID"/>
+              </w:rPr>
+              <w:t>jarak</w:t>
+            </w:r>
+            <w:proofErr w:type="spellEnd"/>
+            <w:r>
+              <w:rPr>
+                <w:lang w:val="en-ID"/>
+              </w:rPr>
+              <w:t xml:space="preserve"> </w:t>
+            </w:r>
+            <w:proofErr w:type="spellStart"/>
+            <w:r>
+              <w:rPr>
+                <w:lang w:val="en-ID"/>
+              </w:rPr>
+              <w:t>tautan</w:t>
+            </w:r>
+            <w:proofErr w:type="spellEnd"/>
+            <w:r>
+              <w:rPr>
+                <w:lang w:val="en-ID"/>
+              </w:rPr>
+              <w:t xml:space="preserve"> </w:t>
+            </w:r>
+            <w:proofErr w:type="spellStart"/>
+            <w:r>
+              <w:rPr>
+                <w:lang w:val="en-ID"/>
+              </w:rPr>
+              <w:t>masih</w:t>
+            </w:r>
+            <w:proofErr w:type="spellEnd"/>
+            <w:r>
+              <w:rPr>
+                <w:lang w:val="en-ID"/>
+              </w:rPr>
+              <w:t xml:space="preserve"> </w:t>
+            </w:r>
+            <w:proofErr w:type="spellStart"/>
+            <w:r>
+              <w:rPr>
+                <w:lang w:val="en-ID"/>
+              </w:rPr>
+              <w:t>bawaan</w:t>
+            </w:r>
+            <w:proofErr w:type="spellEnd"/>
+            <w:r>
+              <w:rPr>
+                <w:lang w:val="en-ID"/>
+              </w:rPr>
+              <w:t xml:space="preserve"> </w:t>
+            </w:r>
+            <w:proofErr w:type="spellStart"/>
+            <w:r>
+              <w:rPr>
+                <w:lang w:val="en-ID"/>
+              </w:rPr>
+              <w:t>peramban</w:t>
+            </w:r>
+            <w:proofErr w:type="spellEnd"/>
+            <w:r>
+              <w:rPr>
+                <w:lang w:val="en-ID"/>
+              </w:rPr>
+              <w:t xml:space="preserve">. </w:t>
+            </w:r>
+            <w:proofErr w:type="spellStart"/>
+            <w:r>
+              <w:rPr>
+                <w:lang w:val="en-ID"/>
+              </w:rPr>
+              <w:t>Perbaikannya</w:t>
+            </w:r>
+            <w:proofErr w:type="spellEnd"/>
+            <w:r>
+              <w:rPr>
+                <w:lang w:val="en-ID"/>
+              </w:rPr>
+              <w:t xml:space="preserve"> (padding/min-height) </w:t>
+            </w:r>
+            <w:proofErr w:type="spellStart"/>
+            <w:r>
+              <w:rPr>
+                <w:lang w:val="en-ID"/>
+              </w:rPr>
+              <w:t>baru</w:t>
+            </w:r>
+            <w:proofErr w:type="spellEnd"/>
+            <w:r>
+              <w:rPr>
+                <w:lang w:val="en-ID"/>
+              </w:rPr>
+              <w:t xml:space="preserve"> </w:t>
+            </w:r>
+            <w:proofErr w:type="spellStart"/>
+            <w:r>
+              <w:rPr>
+                <w:lang w:val="en-ID"/>
+              </w:rPr>
+              <w:t>bisa</w:t>
+            </w:r>
+            <w:proofErr w:type="spellEnd"/>
+            <w:r>
+              <w:rPr>
+                <w:lang w:val="en-ID"/>
+              </w:rPr>
+              <w:t xml:space="preserve"> </w:t>
+            </w:r>
+            <w:proofErr w:type="spellStart"/>
+            <w:r>
+              <w:rPr>
+                <w:lang w:val="en-ID"/>
+              </w:rPr>
+              <w:t>dilakukan</w:t>
+            </w:r>
+            <w:proofErr w:type="spellEnd"/>
+            <w:r>
+              <w:rPr>
+                <w:lang w:val="en-ID"/>
+              </w:rPr>
+              <w:t xml:space="preserve"> di </w:t>
+            </w:r>
+            <w:proofErr w:type="spellStart"/>
+            <w:r>
+              <w:rPr>
+                <w:lang w:val="en-ID"/>
+              </w:rPr>
+              <w:t>Pertemuan</w:t>
+            </w:r>
+            <w:proofErr w:type="spellEnd"/>
+            <w:r>
+              <w:rPr>
+                <w:lang w:val="en-ID"/>
+              </w:rPr>
+              <w:t xml:space="preserve"> 4.</w:t>
+            </w:r>
+          </w:p>
         </w:tc>
       </w:tr>
     </w:tbl>
@@ -13829,7 +15639,339 @@
               <w:right w:val="single" w:sz="4" w:space="0" w:color="B9C6E2"/>
             </w:tcBorders>
           </w:tcPr>
-          <w:p/>
+          <w:p>
+            <w:pPr>
+              <w:rPr>
+                <w:lang w:val="en-ID"/>
+              </w:rPr>
+            </w:pPr>
+            <w:r>
+              <w:rPr>
+                <w:lang w:val="en-ID"/>
+              </w:rPr>
+              <w:t xml:space="preserve">&lt;label for="x"&gt; vs tulisan </w:t>
+            </w:r>
+            <w:proofErr w:type="spellStart"/>
+            <w:r>
+              <w:rPr>
+                <w:lang w:val="en-ID"/>
+              </w:rPr>
+              <w:t>biasa</w:t>
+            </w:r>
+            <w:proofErr w:type="spellEnd"/>
+            <w:r>
+              <w:rPr>
+                <w:lang w:val="en-ID"/>
+              </w:rPr>
+              <w:t>:</w:t>
+            </w:r>
+            <w:r>
+              <w:rPr>
+                <w:lang w:val="en-ID"/>
+              </w:rPr>
+              <w:t xml:space="preserve"> </w:t>
+            </w:r>
+            <w:r>
+              <w:rPr>
+                <w:lang w:val="en-ID"/>
+              </w:rPr>
+              <w:t>&lt;label for="x"&gt; terh</w:t>
+            </w:r>
+            <w:proofErr w:type="spellStart"/>
+            <w:r>
+              <w:rPr>
+                <w:lang w:val="en-ID"/>
+              </w:rPr>
+              <w:t>ubung</w:t>
+            </w:r>
+            <w:proofErr w:type="spellEnd"/>
+            <w:r>
+              <w:rPr>
+                <w:lang w:val="en-ID"/>
+              </w:rPr>
+              <w:t xml:space="preserve"> </w:t>
+            </w:r>
+            <w:proofErr w:type="spellStart"/>
+            <w:r>
+              <w:rPr>
+                <w:lang w:val="en-ID"/>
+              </w:rPr>
+              <w:t>secara</w:t>
+            </w:r>
+            <w:proofErr w:type="spellEnd"/>
+            <w:r>
+              <w:rPr>
+                <w:lang w:val="en-ID"/>
+              </w:rPr>
+              <w:t xml:space="preserve"> program </w:t>
+            </w:r>
+            <w:proofErr w:type="spellStart"/>
+            <w:r>
+              <w:rPr>
+                <w:lang w:val="en-ID"/>
+              </w:rPr>
+              <w:t>ke</w:t>
+            </w:r>
+            <w:proofErr w:type="spellEnd"/>
+            <w:r>
+              <w:rPr>
+                <w:lang w:val="en-ID"/>
+              </w:rPr>
+              <w:t xml:space="preserve"> input </w:t>
+            </w:r>
+            <w:proofErr w:type="spellStart"/>
+            <w:r>
+              <w:rPr>
+                <w:lang w:val="en-ID"/>
+              </w:rPr>
+              <w:t>ber</w:t>
+            </w:r>
+            <w:proofErr w:type="spellEnd"/>
+            <w:r>
+              <w:rPr>
+                <w:lang w:val="en-ID"/>
+              </w:rPr>
+              <w:t xml:space="preserve">-id="x", </w:t>
+            </w:r>
+            <w:proofErr w:type="spellStart"/>
+            <w:r>
+              <w:rPr>
+                <w:lang w:val="en-ID"/>
+              </w:rPr>
+              <w:t>sehingga</w:t>
+            </w:r>
+            <w:proofErr w:type="spellEnd"/>
+            <w:r>
+              <w:rPr>
+                <w:lang w:val="en-ID"/>
+              </w:rPr>
+              <w:t xml:space="preserve"> </w:t>
+            </w:r>
+            <w:proofErr w:type="spellStart"/>
+            <w:r>
+              <w:rPr>
+                <w:lang w:val="en-ID"/>
+              </w:rPr>
+              <w:t>dibacakan</w:t>
+            </w:r>
+            <w:proofErr w:type="spellEnd"/>
+            <w:r>
+              <w:rPr>
+                <w:lang w:val="en-ID"/>
+              </w:rPr>
+              <w:t xml:space="preserve"> </w:t>
+            </w:r>
+            <w:proofErr w:type="spellStart"/>
+            <w:r>
+              <w:rPr>
+                <w:lang w:val="en-ID"/>
+              </w:rPr>
+              <w:t>pembaca</w:t>
+            </w:r>
+            <w:proofErr w:type="spellEnd"/>
+            <w:r>
+              <w:rPr>
+                <w:lang w:val="en-ID"/>
+              </w:rPr>
+              <w:t xml:space="preserve"> </w:t>
+            </w:r>
+            <w:proofErr w:type="spellStart"/>
+            <w:r>
+              <w:rPr>
+                <w:lang w:val="en-ID"/>
+              </w:rPr>
+              <w:t>layar</w:t>
+            </w:r>
+            <w:proofErr w:type="spellEnd"/>
+            <w:r>
+              <w:rPr>
+                <w:lang w:val="en-ID"/>
+              </w:rPr>
+              <w:t xml:space="preserve"> </w:t>
+            </w:r>
+            <w:proofErr w:type="spellStart"/>
+            <w:r>
+              <w:rPr>
+                <w:lang w:val="en-ID"/>
+              </w:rPr>
+              <w:t>sebagai</w:t>
+            </w:r>
+            <w:proofErr w:type="spellEnd"/>
+            <w:r>
+              <w:rPr>
+                <w:lang w:val="en-ID"/>
+              </w:rPr>
+              <w:t xml:space="preserve"> nama </w:t>
+            </w:r>
+            <w:proofErr w:type="spellStart"/>
+            <w:r>
+              <w:rPr>
+                <w:lang w:val="en-ID"/>
+              </w:rPr>
+              <w:t>kolom</w:t>
+            </w:r>
+            <w:proofErr w:type="spellEnd"/>
+            <w:r>
+              <w:rPr>
+                <w:lang w:val="en-ID"/>
+              </w:rPr>
+              <w:t xml:space="preserve"> dan </w:t>
+            </w:r>
+            <w:proofErr w:type="spellStart"/>
+            <w:r>
+              <w:rPr>
+                <w:lang w:val="en-ID"/>
+              </w:rPr>
+              <w:t>bisa</w:t>
+            </w:r>
+            <w:proofErr w:type="spellEnd"/>
+            <w:r>
+              <w:rPr>
+                <w:lang w:val="en-ID"/>
+              </w:rPr>
+              <w:t xml:space="preserve"> </w:t>
+            </w:r>
+            <w:proofErr w:type="spellStart"/>
+            <w:r>
+              <w:rPr>
+                <w:lang w:val="en-ID"/>
+              </w:rPr>
+              <w:t>diklik</w:t>
+            </w:r>
+            <w:proofErr w:type="spellEnd"/>
+            <w:r>
+              <w:rPr>
+                <w:lang w:val="en-ID"/>
+              </w:rPr>
+              <w:t xml:space="preserve"> </w:t>
+            </w:r>
+            <w:proofErr w:type="spellStart"/>
+            <w:r>
+              <w:rPr>
+                <w:lang w:val="en-ID"/>
+              </w:rPr>
+              <w:t>untuk</w:t>
+            </w:r>
+            <w:proofErr w:type="spellEnd"/>
+            <w:r>
+              <w:rPr>
+                <w:lang w:val="en-ID"/>
+              </w:rPr>
+              <w:t xml:space="preserve"> </w:t>
+            </w:r>
+            <w:proofErr w:type="spellStart"/>
+            <w:r>
+              <w:rPr>
+                <w:lang w:val="en-ID"/>
+              </w:rPr>
+              <w:t>memindahkan</w:t>
+            </w:r>
+            <w:proofErr w:type="spellEnd"/>
+            <w:r>
+              <w:rPr>
+                <w:lang w:val="en-ID"/>
+              </w:rPr>
+              <w:t xml:space="preserve"> </w:t>
+            </w:r>
+            <w:proofErr w:type="spellStart"/>
+            <w:r>
+              <w:rPr>
+                <w:lang w:val="en-ID"/>
+              </w:rPr>
+              <w:t>fokus</w:t>
+            </w:r>
+            <w:proofErr w:type="spellEnd"/>
+            <w:r>
+              <w:rPr>
+                <w:lang w:val="en-ID"/>
+              </w:rPr>
+              <w:t xml:space="preserve">, </w:t>
+            </w:r>
+            <w:proofErr w:type="spellStart"/>
+            <w:r>
+              <w:rPr>
+                <w:lang w:val="en-ID"/>
+              </w:rPr>
+              <w:t>sedangkan</w:t>
+            </w:r>
+            <w:proofErr w:type="spellEnd"/>
+            <w:r>
+              <w:rPr>
+                <w:lang w:val="en-ID"/>
+              </w:rPr>
+              <w:t xml:space="preserve"> tulisan </w:t>
+            </w:r>
+            <w:proofErr w:type="spellStart"/>
+            <w:r>
+              <w:rPr>
+                <w:lang w:val="en-ID"/>
+              </w:rPr>
+              <w:t>biasa</w:t>
+            </w:r>
+            <w:proofErr w:type="spellEnd"/>
+            <w:r>
+              <w:rPr>
+                <w:lang w:val="en-ID"/>
+              </w:rPr>
+              <w:t xml:space="preserve"> </w:t>
+            </w:r>
+            <w:proofErr w:type="spellStart"/>
+            <w:r>
+              <w:rPr>
+                <w:lang w:val="en-ID"/>
+              </w:rPr>
+              <w:t>tidak</w:t>
+            </w:r>
+            <w:proofErr w:type="spellEnd"/>
+            <w:r>
+              <w:rPr>
+                <w:lang w:val="en-ID"/>
+              </w:rPr>
+              <w:t xml:space="preserve"> </w:t>
+            </w:r>
+            <w:proofErr w:type="spellStart"/>
+            <w:r>
+              <w:rPr>
+                <w:lang w:val="en-ID"/>
+              </w:rPr>
+              <w:t>terhubung</w:t>
+            </w:r>
+            <w:proofErr w:type="spellEnd"/>
+            <w:r>
+              <w:rPr>
+                <w:lang w:val="en-ID"/>
+              </w:rPr>
+              <w:t xml:space="preserve"> </w:t>
+            </w:r>
+            <w:proofErr w:type="spellStart"/>
+            <w:r>
+              <w:rPr>
+                <w:lang w:val="en-ID"/>
+              </w:rPr>
+              <w:t>ke</w:t>
+            </w:r>
+            <w:proofErr w:type="spellEnd"/>
+            <w:r>
+              <w:rPr>
+                <w:lang w:val="en-ID"/>
+              </w:rPr>
+              <w:t xml:space="preserve"> </w:t>
+            </w:r>
+            <w:proofErr w:type="spellStart"/>
+            <w:r>
+              <w:rPr>
+                <w:lang w:val="en-ID"/>
+              </w:rPr>
+              <w:t>kolom</w:t>
+            </w:r>
+            <w:proofErr w:type="spellEnd"/>
+            <w:r>
+              <w:rPr>
+                <w:lang w:val="en-ID"/>
+              </w:rPr>
+              <w:t xml:space="preserve"> mana pun.</w:t>
+            </w:r>
+          </w:p>
         </w:tc>
       </w:tr>
       <w:tr>
@@ -13891,7 +16033,369 @@
               <w:right w:val="single" w:sz="4" w:space="0" w:color="B9C6E2"/>
             </w:tcBorders>
           </w:tcPr>
-          <w:p/>
+          <w:p>
+            <w:pPr>
+              <w:rPr>
+                <w:lang w:val="en-ID"/>
+              </w:rPr>
+            </w:pPr>
+            <w:r>
+              <w:rPr>
+                <w:lang w:val="en-ID"/>
+              </w:rPr>
+              <w:t xml:space="preserve">&lt;main&gt; </w:t>
+            </w:r>
+            <w:proofErr w:type="spellStart"/>
+            <w:r>
+              <w:rPr>
+                <w:lang w:val="en-ID"/>
+              </w:rPr>
+              <w:t>adalah</w:t>
+            </w:r>
+            <w:proofErr w:type="spellEnd"/>
+            <w:r>
+              <w:rPr>
+                <w:lang w:val="en-ID"/>
+              </w:rPr>
+              <w:t xml:space="preserve"> landmark </w:t>
+            </w:r>
+            <w:proofErr w:type="spellStart"/>
+            <w:r>
+              <w:rPr>
+                <w:lang w:val="en-ID"/>
+              </w:rPr>
+              <w:t>untuk</w:t>
+            </w:r>
+            <w:proofErr w:type="spellEnd"/>
+            <w:r>
+              <w:rPr>
+                <w:lang w:val="en-ID"/>
+              </w:rPr>
+              <w:t xml:space="preserve"> </w:t>
+            </w:r>
+            <w:proofErr w:type="spellStart"/>
+            <w:r>
+              <w:rPr>
+                <w:lang w:val="en-ID"/>
+              </w:rPr>
+              <w:t>konten</w:t>
+            </w:r>
+            <w:proofErr w:type="spellEnd"/>
+            <w:r>
+              <w:rPr>
+                <w:lang w:val="en-ID"/>
+              </w:rPr>
+              <w:t xml:space="preserve"> </w:t>
+            </w:r>
+            <w:proofErr w:type="spellStart"/>
+            <w:r>
+              <w:rPr>
+                <w:lang w:val="en-ID"/>
+              </w:rPr>
+              <w:t>utama</w:t>
+            </w:r>
+            <w:proofErr w:type="spellEnd"/>
+            <w:r>
+              <w:rPr>
+                <w:lang w:val="en-ID"/>
+              </w:rPr>
+              <w:t xml:space="preserve"> </w:t>
+            </w:r>
+            <w:proofErr w:type="spellStart"/>
+            <w:r>
+              <w:rPr>
+                <w:lang w:val="en-ID"/>
+              </w:rPr>
+              <w:t>halaman</w:t>
+            </w:r>
+            <w:proofErr w:type="spellEnd"/>
+            <w:r>
+              <w:rPr>
+                <w:lang w:val="en-ID"/>
+              </w:rPr>
+              <w:t xml:space="preserve">. Kalau </w:t>
+            </w:r>
+            <w:proofErr w:type="spellStart"/>
+            <w:r>
+              <w:rPr>
+                <w:lang w:val="en-ID"/>
+              </w:rPr>
+              <w:t>ada</w:t>
+            </w:r>
+            <w:proofErr w:type="spellEnd"/>
+            <w:r>
+              <w:rPr>
+                <w:lang w:val="en-ID"/>
+              </w:rPr>
+              <w:t xml:space="preserve"> </w:t>
+            </w:r>
+            <w:proofErr w:type="spellStart"/>
+            <w:r>
+              <w:rPr>
+                <w:lang w:val="en-ID"/>
+              </w:rPr>
+              <w:t>lebih</w:t>
+            </w:r>
+            <w:proofErr w:type="spellEnd"/>
+            <w:r>
+              <w:rPr>
+                <w:lang w:val="en-ID"/>
+              </w:rPr>
+              <w:t xml:space="preserve"> </w:t>
+            </w:r>
+            <w:proofErr w:type="spellStart"/>
+            <w:r>
+              <w:rPr>
+                <w:lang w:val="en-ID"/>
+              </w:rPr>
+              <w:t>dari</w:t>
+            </w:r>
+            <w:proofErr w:type="spellEnd"/>
+            <w:r>
+              <w:rPr>
+                <w:lang w:val="en-ID"/>
+              </w:rPr>
+              <w:t xml:space="preserve"> </w:t>
+            </w:r>
+            <w:proofErr w:type="spellStart"/>
+            <w:r>
+              <w:rPr>
+                <w:lang w:val="en-ID"/>
+              </w:rPr>
+              <w:t>satu</w:t>
+            </w:r>
+            <w:proofErr w:type="spellEnd"/>
+            <w:r>
+              <w:rPr>
+                <w:lang w:val="en-ID"/>
+              </w:rPr>
+              <w:t xml:space="preserve">, </w:t>
+            </w:r>
+            <w:proofErr w:type="spellStart"/>
+            <w:r>
+              <w:rPr>
+                <w:lang w:val="en-ID"/>
+              </w:rPr>
+              <w:t>pembaca</w:t>
+            </w:r>
+            <w:proofErr w:type="spellEnd"/>
+            <w:r>
+              <w:rPr>
+                <w:lang w:val="en-ID"/>
+              </w:rPr>
+              <w:t xml:space="preserve"> </w:t>
+            </w:r>
+            <w:proofErr w:type="spellStart"/>
+            <w:r>
+              <w:rPr>
+                <w:lang w:val="en-ID"/>
+              </w:rPr>
+              <w:t>layar</w:t>
+            </w:r>
+            <w:proofErr w:type="spellEnd"/>
+            <w:r>
+              <w:rPr>
+                <w:lang w:val="en-ID"/>
+              </w:rPr>
+              <w:t xml:space="preserve"> dan </w:t>
+            </w:r>
+            <w:proofErr w:type="spellStart"/>
+            <w:r>
+              <w:rPr>
+                <w:lang w:val="en-ID"/>
+              </w:rPr>
+              <w:t>fitur</w:t>
+            </w:r>
+            <w:proofErr w:type="spellEnd"/>
+            <w:r>
+              <w:rPr>
+                <w:lang w:val="en-ID"/>
+              </w:rPr>
+              <w:t xml:space="preserve"> "</w:t>
+            </w:r>
+            <w:proofErr w:type="spellStart"/>
+            <w:r>
+              <w:rPr>
+                <w:lang w:val="en-ID"/>
+              </w:rPr>
+              <w:t>lompat</w:t>
+            </w:r>
+            <w:proofErr w:type="spellEnd"/>
+            <w:r>
+              <w:rPr>
+                <w:lang w:val="en-ID"/>
+              </w:rPr>
+              <w:t xml:space="preserve"> </w:t>
+            </w:r>
+            <w:proofErr w:type="spellStart"/>
+            <w:r>
+              <w:rPr>
+                <w:lang w:val="en-ID"/>
+              </w:rPr>
+              <w:t>ke</w:t>
+            </w:r>
+            <w:proofErr w:type="spellEnd"/>
+            <w:r>
+              <w:rPr>
+                <w:lang w:val="en-ID"/>
+              </w:rPr>
+              <w:t xml:space="preserve"> </w:t>
+            </w:r>
+            <w:proofErr w:type="spellStart"/>
+            <w:r>
+              <w:rPr>
+                <w:lang w:val="en-ID"/>
+              </w:rPr>
+              <w:t>konten</w:t>
+            </w:r>
+            <w:proofErr w:type="spellEnd"/>
+            <w:r>
+              <w:rPr>
+                <w:lang w:val="en-ID"/>
+              </w:rPr>
+              <w:t xml:space="preserve"> </w:t>
+            </w:r>
+            <w:proofErr w:type="spellStart"/>
+            <w:r>
+              <w:rPr>
+                <w:lang w:val="en-ID"/>
+              </w:rPr>
+              <w:t>utama</w:t>
+            </w:r>
+            <w:proofErr w:type="spellEnd"/>
+            <w:r>
+              <w:rPr>
+                <w:lang w:val="en-ID"/>
+              </w:rPr>
+              <w:t xml:space="preserve">" </w:t>
+            </w:r>
+            <w:proofErr w:type="spellStart"/>
+            <w:r>
+              <w:rPr>
+                <w:lang w:val="en-ID"/>
+              </w:rPr>
+              <w:t>tidak</w:t>
+            </w:r>
+            <w:proofErr w:type="spellEnd"/>
+            <w:r>
+              <w:rPr>
+                <w:lang w:val="en-ID"/>
+              </w:rPr>
+              <w:t xml:space="preserve"> </w:t>
+            </w:r>
+            <w:proofErr w:type="spellStart"/>
+            <w:r>
+              <w:rPr>
+                <w:lang w:val="en-ID"/>
+              </w:rPr>
+              <w:t>tahu</w:t>
+            </w:r>
+            <w:proofErr w:type="spellEnd"/>
+            <w:r>
+              <w:rPr>
+                <w:lang w:val="en-ID"/>
+              </w:rPr>
+              <w:t xml:space="preserve"> mana </w:t>
+            </w:r>
+            <w:proofErr w:type="spellStart"/>
+            <w:r>
+              <w:rPr>
+                <w:lang w:val="en-ID"/>
+              </w:rPr>
+              <w:t>konten</w:t>
+            </w:r>
+            <w:proofErr w:type="spellEnd"/>
+            <w:r>
+              <w:rPr>
+                <w:lang w:val="en-ID"/>
+              </w:rPr>
+              <w:t xml:space="preserve"> </w:t>
+            </w:r>
+            <w:proofErr w:type="spellStart"/>
+            <w:r>
+              <w:rPr>
+                <w:lang w:val="en-ID"/>
+              </w:rPr>
+              <w:t>utama</w:t>
+            </w:r>
+            <w:proofErr w:type="spellEnd"/>
+            <w:r>
+              <w:rPr>
+                <w:lang w:val="en-ID"/>
+              </w:rPr>
+              <w:t xml:space="preserve"> yang </w:t>
+            </w:r>
+            <w:proofErr w:type="spellStart"/>
+            <w:r>
+              <w:rPr>
+                <w:lang w:val="en-ID"/>
+              </w:rPr>
+              <w:t>sebenarnya</w:t>
+            </w:r>
+            <w:proofErr w:type="spellEnd"/>
+            <w:r>
+              <w:rPr>
+                <w:lang w:val="en-ID"/>
+              </w:rPr>
+              <w:t xml:space="preserve">, </w:t>
+            </w:r>
+            <w:proofErr w:type="spellStart"/>
+            <w:r>
+              <w:rPr>
+                <w:lang w:val="en-ID"/>
+              </w:rPr>
+              <w:t>jadi</w:t>
+            </w:r>
+            <w:proofErr w:type="spellEnd"/>
+            <w:r>
+              <w:rPr>
+                <w:lang w:val="en-ID"/>
+              </w:rPr>
+              <w:t xml:space="preserve"> </w:t>
+            </w:r>
+            <w:proofErr w:type="spellStart"/>
+            <w:r>
+              <w:rPr>
+                <w:lang w:val="en-ID"/>
+              </w:rPr>
+              <w:t>navigasi</w:t>
+            </w:r>
+            <w:proofErr w:type="spellEnd"/>
+            <w:r>
+              <w:rPr>
+                <w:lang w:val="en-ID"/>
+              </w:rPr>
+              <w:t xml:space="preserve"> landmark </w:t>
+            </w:r>
+            <w:proofErr w:type="spellStart"/>
+            <w:r>
+              <w:rPr>
+                <w:lang w:val="en-ID"/>
+              </w:rPr>
+              <w:t>menjadi</w:t>
+            </w:r>
+            <w:proofErr w:type="spellEnd"/>
+            <w:r>
+              <w:rPr>
+                <w:lang w:val="en-ID"/>
+              </w:rPr>
+              <w:t xml:space="preserve"> </w:t>
+            </w:r>
+            <w:proofErr w:type="spellStart"/>
+            <w:r>
+              <w:rPr>
+                <w:lang w:val="en-ID"/>
+              </w:rPr>
+              <w:t>rancu</w:t>
+            </w:r>
+            <w:proofErr w:type="spellEnd"/>
+            <w:r>
+              <w:rPr>
+                <w:lang w:val="en-ID"/>
+              </w:rPr>
+              <w:t>.</w:t>
+            </w:r>
+          </w:p>
         </w:tc>
       </w:tr>
       <w:tr>
@@ -13955,6 +16459,7 @@
             <w:pPr>
               <w:spacing w:after="0"/>
             </w:pPr>
+            <w:proofErr w:type="gramStart"/>
             <w:r>
               <w:rPr>
                 <w:rFonts w:cs="Carlito"/>
@@ -13969,7 +16474,16 @@
                 <w:b/>
                 <w:sz w:val="20"/>
               </w:rPr>
-              <w:t xml:space="preserve">Berkas  </w:t>
+              <w:t>Berkas</w:t>
+            </w:r>
+            <w:proofErr w:type="gramEnd"/>
+            <w:r>
+              <w:rPr>
+                <w:rFonts w:cs="Carlito"/>
+                <w:b/>
+                <w:sz w:val="20"/>
+              </w:rPr>
+              <w:t xml:space="preserve">  </w:t>
             </w:r>
             <w:r>
               <w:rPr>
@@ -13977,7 +16491,59 @@
                 <w:color w:val="5A6080"/>
                 <w:sz w:val="19"/>
               </w:rPr>
-              <w:t>profil.html ada di repository, terbuka tanpa galat di Console</w:t>
+              <w:t xml:space="preserve">profil.html ada di repository, terbuka </w:t>
+            </w:r>
+            <w:proofErr w:type="spellStart"/>
+            <w:r>
+              <w:rPr>
+                <w:rFonts w:cs="Carlito"/>
+                <w:color w:val="5A6080"/>
+                <w:sz w:val="19"/>
+              </w:rPr>
+              <w:t>tanpa</w:t>
+            </w:r>
+            <w:proofErr w:type="spellEnd"/>
+            <w:r>
+              <w:rPr>
+                <w:rFonts w:cs="Carlito"/>
+                <w:color w:val="5A6080"/>
+                <w:sz w:val="19"/>
+              </w:rPr>
+              <w:t xml:space="preserve"> </w:t>
+            </w:r>
+            <w:proofErr w:type="spellStart"/>
+            <w:r>
+              <w:rPr>
+                <w:rFonts w:cs="Carlito"/>
+                <w:color w:val="5A6080"/>
+                <w:sz w:val="19"/>
+              </w:rPr>
+              <w:t>galat</w:t>
+            </w:r>
+            <w:proofErr w:type="spellEnd"/>
+            <w:r>
+              <w:rPr>
+                <w:rFonts w:cs="Carlito"/>
+                <w:color w:val="5A6080"/>
+                <w:sz w:val="19"/>
+              </w:rPr>
+              <w:t xml:space="preserve"> di Console</w:t>
+            </w:r>
+            <w:r>
+              <w:rPr>
+                <w:rFonts w:cs="Carlito"/>
+                <w:color w:val="5A6080"/>
+                <w:sz w:val="19"/>
+              </w:rPr>
+              <w:t xml:space="preserve"> </w:t>
+            </w:r>
+            <w:r>
+              <w:rPr>
+                <w:rFonts w:ascii="Segoe UI Emoji" w:hAnsi="Segoe UI Emoji" w:cs="Segoe UI Emoji"/>
+                <w:color w:val="5A6080"/>
+                <w:sz w:val="19"/>
+              </w:rPr>
+              <w:t>✅</w:t>
             </w:r>
           </w:p>
         </w:tc>
@@ -14012,21 +16578,60 @@
             <w:pPr>
               <w:spacing w:after="0"/>
             </w:pPr>
+            <w:proofErr w:type="gramStart"/>
             <w:r>
               <w:rPr>
                 <w:rFonts w:cs="Carlito"/>
                 <w:color w:val="003796"/>
                 <w:sz w:val="22"/>
               </w:rPr>
-              <w:t xml:space="preserve">☐  </w:t>
-            </w:r>
+              <w:t>☐</w:t>
+            </w:r>
+            <w:r>
+              <w:rPr>
+                <w:rFonts w:cs="Carlito"/>
+                <w:color w:val="003796"/>
+                <w:sz w:val="22"/>
+              </w:rPr>
+              <w:t xml:space="preserve">  </w:t>
+            </w:r>
+            <w:proofErr w:type="spellStart"/>
             <w:r>
               <w:rPr>
                 <w:rFonts w:cs="Carlito"/>
                 <w:b/>
                 <w:sz w:val="20"/>
               </w:rPr>
-              <w:t xml:space="preserve">Kepala dokumen  </w:t>
+              <w:t>Kepala</w:t>
+            </w:r>
+            <w:proofErr w:type="spellEnd"/>
+            <w:proofErr w:type="gramEnd"/>
+            <w:r>
+              <w:rPr>
+                <w:rFonts w:cs="Carlito"/>
+                <w:b/>
+                <w:sz w:val="20"/>
+              </w:rPr>
+              <w:t xml:space="preserve"> </w:t>
+            </w:r>
+            <w:proofErr w:type="spellStart"/>
+            <w:proofErr w:type="gramStart"/>
+            <w:r>
+              <w:rPr>
+                <w:rFonts w:cs="Carlito"/>
+                <w:b/>
+                <w:sz w:val="20"/>
+              </w:rPr>
+              <w:t>dokumen</w:t>
+            </w:r>
+            <w:proofErr w:type="spellEnd"/>
+            <w:r>
+              <w:rPr>
+                <w:rFonts w:cs="Carlito"/>
+                <w:b/>
+                <w:sz w:val="20"/>
+              </w:rPr>
+              <w:t xml:space="preserve">  </w:t>
             </w:r>
             <w:r>
               <w:rPr>
@@ -14034,7 +16639,60 @@
                 <w:color w:val="5A6080"/>
                 <w:sz w:val="19"/>
               </w:rPr>
-              <w:t>lang, charset, viewport, dan title semuanya benar</w:t>
+              <w:t>lang</w:t>
+            </w:r>
+            <w:proofErr w:type="gramEnd"/>
+            <w:r>
+              <w:rPr>
+                <w:rFonts w:cs="Carlito"/>
+                <w:color w:val="5A6080"/>
+                <w:sz w:val="19"/>
+              </w:rPr>
+              <w:t xml:space="preserve">, charset, viewport, dan title </w:t>
+            </w:r>
+            <w:proofErr w:type="spellStart"/>
+            <w:r>
+              <w:rPr>
+                <w:rFonts w:cs="Carlito"/>
+                <w:color w:val="5A6080"/>
+                <w:sz w:val="19"/>
+              </w:rPr>
+              <w:t>semuanya</w:t>
+            </w:r>
+            <w:proofErr w:type="spellEnd"/>
+            <w:r>
+              <w:rPr>
+                <w:rFonts w:cs="Carlito"/>
+                <w:color w:val="5A6080"/>
+                <w:sz w:val="19"/>
+              </w:rPr>
+              <w:t xml:space="preserve"> </w:t>
+            </w:r>
+            <w:proofErr w:type="spellStart"/>
+            <w:r>
+              <w:rPr>
+                <w:rFonts w:cs="Carlito"/>
+                <w:color w:val="5A6080"/>
+                <w:sz w:val="19"/>
+              </w:rPr>
+              <w:t>benar</w:t>
+            </w:r>
+            <w:proofErr w:type="spellEnd"/>
+            <w:r>
+              <w:rPr>
+                <w:rFonts w:cs="Carlito"/>
+                <w:color w:val="5A6080"/>
+                <w:sz w:val="19"/>
+              </w:rPr>
+              <w:t xml:space="preserve"> </w:t>
+            </w:r>
+            <w:r>
+              <w:rPr>
+                <w:rFonts w:ascii="Segoe UI Emoji" w:hAnsi="Segoe UI Emoji" w:cs="Segoe UI Emoji"/>
+                <w:color w:val="5A6080"/>
+                <w:sz w:val="19"/>
+              </w:rPr>
+              <w:t>✅</w:t>
             </w:r>
           </w:p>
         </w:tc>
@@ -14069,6 +16727,7 @@
             <w:pPr>
               <w:spacing w:after="0"/>
             </w:pPr>
+            <w:proofErr w:type="gramStart"/>
             <w:r>
               <w:rPr>
                 <w:rFonts w:cs="Carlito"/>
@@ -14083,7 +16742,16 @@
                 <w:b/>
                 <w:sz w:val="20"/>
               </w:rPr>
-              <w:t xml:space="preserve">Struktur  </w:t>
+              <w:t>Struktur</w:t>
+            </w:r>
+            <w:proofErr w:type="gramEnd"/>
+            <w:r>
+              <w:rPr>
+                <w:rFonts w:cs="Carlito"/>
+                <w:b/>
+                <w:sz w:val="20"/>
+              </w:rPr>
+              <w:t xml:space="preserve">  </w:t>
             </w:r>
             <w:r>
               <w:rPr>
@@ -14091,7 +16759,33 @@
                 <w:color w:val="5A6080"/>
                 <w:sz w:val="19"/>
               </w:rPr>
-              <w:t>header, nav, main, footer, dan dua section ada</w:t>
+              <w:t xml:space="preserve">header, nav, main, footer, dan dua section </w:t>
+            </w:r>
+            <w:proofErr w:type="spellStart"/>
+            <w:r>
+              <w:rPr>
+                <w:rFonts w:cs="Carlito"/>
+                <w:color w:val="5A6080"/>
+                <w:sz w:val="19"/>
+              </w:rPr>
+              <w:t>ada</w:t>
+            </w:r>
+            <w:proofErr w:type="spellEnd"/>
+            <w:r>
+              <w:rPr>
+                <w:rFonts w:cs="Carlito"/>
+                <w:color w:val="5A6080"/>
+                <w:sz w:val="19"/>
+              </w:rPr>
+              <w:t xml:space="preserve"> </w:t>
+            </w:r>
+            <w:r>
+              <w:rPr>
+                <w:rFonts w:ascii="Segoe UI Emoji" w:hAnsi="Segoe UI Emoji" w:cs="Segoe UI Emoji"/>
+                <w:color w:val="5A6080"/>
+                <w:sz w:val="19"/>
+              </w:rPr>
+              <w:t>✅</w:t>
             </w:r>
           </w:p>
         </w:tc>
@@ -14126,6 +16820,7 @@
             <w:pPr>
               <w:spacing w:after="0"/>
             </w:pPr>
+            <w:proofErr w:type="gramStart"/>
             <w:r>
               <w:rPr>
                 <w:rFonts w:cs="Carlito"/>
@@ -14140,7 +16835,16 @@
                 <w:b/>
                 <w:sz w:val="20"/>
               </w:rPr>
-              <w:t xml:space="preserve">Heading  </w:t>
+              <w:t>Heading</w:t>
+            </w:r>
+            <w:proofErr w:type="gramEnd"/>
+            <w:r>
+              <w:rPr>
+                <w:rFonts w:cs="Carlito"/>
+                <w:b/>
+                <w:sz w:val="20"/>
+              </w:rPr>
+              <w:t xml:space="preserve">  </w:t>
             </w:r>
             <w:r>
               <w:rPr>
@@ -14148,7 +16852,69 @@
                 <w:color w:val="5A6080"/>
                 <w:sz w:val="19"/>
               </w:rPr>
-              <w:t>satu h1, urut ke h2 tanpa lompatan</w:t>
+              <w:t xml:space="preserve">satu h1, urut </w:t>
+            </w:r>
+            <w:proofErr w:type="spellStart"/>
+            <w:r>
+              <w:rPr>
+                <w:rFonts w:cs="Carlito"/>
+                <w:color w:val="5A6080"/>
+                <w:sz w:val="19"/>
+              </w:rPr>
+              <w:t>ke</w:t>
+            </w:r>
+            <w:proofErr w:type="spellEnd"/>
+            <w:r>
+              <w:rPr>
+                <w:rFonts w:cs="Carlito"/>
+                <w:color w:val="5A6080"/>
+                <w:sz w:val="19"/>
+              </w:rPr>
+              <w:t xml:space="preserve"> h2 </w:t>
+            </w:r>
+            <w:proofErr w:type="spellStart"/>
+            <w:r>
+              <w:rPr>
+                <w:rFonts w:cs="Carlito"/>
+                <w:color w:val="5A6080"/>
+                <w:sz w:val="19"/>
+              </w:rPr>
+              <w:t>tanpa</w:t>
+            </w:r>
+            <w:proofErr w:type="spellEnd"/>
+            <w:r>
+              <w:rPr>
+                <w:rFonts w:cs="Carlito"/>
+                <w:color w:val="5A6080"/>
+                <w:sz w:val="19"/>
+              </w:rPr>
+              <w:t xml:space="preserve"> </w:t>
+            </w:r>
+            <w:proofErr w:type="spellStart"/>
+            <w:r>
+              <w:rPr>
+                <w:rFonts w:cs="Carlito"/>
+                <w:color w:val="5A6080"/>
+                <w:sz w:val="19"/>
+              </w:rPr>
+              <w:t>lompatan</w:t>
+            </w:r>
+            <w:proofErr w:type="spellEnd"/>
+            <w:r>
+              <w:rPr>
+                <w:rFonts w:cs="Carlito"/>
+                <w:color w:val="5A6080"/>
+                <w:sz w:val="19"/>
+              </w:rPr>
+              <w:t xml:space="preserve"> </w:t>
+            </w:r>
+            <w:r>
+              <w:rPr>
+                <w:rFonts w:ascii="Segoe UI Emoji" w:hAnsi="Segoe UI Emoji" w:cs="Segoe UI Emoji"/>
+                <w:color w:val="5A6080"/>
+                <w:sz w:val="19"/>
+              </w:rPr>
+              <w:t>✅</w:t>
             </w:r>
           </w:p>
         </w:tc>
@@ -14183,6 +16949,7 @@
             <w:pPr>
               <w:spacing w:after="0"/>
             </w:pPr>
+            <w:proofErr w:type="gramStart"/>
             <w:r>
               <w:rPr>
                 <w:rFonts w:cs="Carlito"/>
@@ -14197,7 +16964,16 @@
                 <w:b/>
                 <w:sz w:val="20"/>
               </w:rPr>
-              <w:t xml:space="preserve">Tabel  </w:t>
+              <w:t>Tabel</w:t>
+            </w:r>
+            <w:proofErr w:type="gramEnd"/>
+            <w:r>
+              <w:rPr>
+                <w:rFonts w:cs="Carlito"/>
+                <w:b/>
+                <w:sz w:val="20"/>
+              </w:rPr>
+              <w:t xml:space="preserve">  </w:t>
             </w:r>
             <w:r>
               <w:rPr>
@@ -14205,7 +16981,41 @@
                 <w:color w:val="5A6080"/>
                 <w:sz w:val="19"/>
               </w:rPr>
-              <w:t>caption, thead/tbody, th scope terpasang, minimal tiga baris data</w:t>
+              <w:t xml:space="preserve">caption, thead/tbody, th scope terpasang, minimal </w:t>
+            </w:r>
+            <w:proofErr w:type="spellStart"/>
+            <w:r>
+              <w:rPr>
+                <w:rFonts w:cs="Carlito"/>
+                <w:color w:val="5A6080"/>
+                <w:sz w:val="19"/>
+              </w:rPr>
+              <w:t>tiga</w:t>
+            </w:r>
+            <w:proofErr w:type="spellEnd"/>
+            <w:r>
+              <w:rPr>
+                <w:rFonts w:cs="Carlito"/>
+                <w:color w:val="5A6080"/>
+                <w:sz w:val="19"/>
+              </w:rPr>
+              <w:t xml:space="preserve"> baris data</w:t>
+            </w:r>
+            <w:r>
+              <w:rPr>
+                <w:rFonts w:cs="Carlito"/>
+                <w:color w:val="5A6080"/>
+                <w:sz w:val="19"/>
+              </w:rPr>
+              <w:t xml:space="preserve"> </w:t>
+            </w:r>
+            <w:r>
+              <w:rPr>
+                <w:rFonts w:ascii="Segoe UI Emoji" w:hAnsi="Segoe UI Emoji" w:cs="Segoe UI Emoji"/>
+                <w:color w:val="5A6080"/>
+                <w:sz w:val="19"/>
+              </w:rPr>
+              <w:t>✅</w:t>
             </w:r>
           </w:p>
         </w:tc>
@@ -14240,6 +17050,7 @@
             <w:pPr>
               <w:spacing w:after="0"/>
             </w:pPr>
+            <w:proofErr w:type="gramStart"/>
             <w:r>
               <w:rPr>
                 <w:rFonts w:cs="Carlito"/>
@@ -14254,7 +17065,16 @@
                 <w:b/>
                 <w:sz w:val="20"/>
               </w:rPr>
-              <w:t xml:space="preserve">Gambar  </w:t>
+              <w:t>Gambar</w:t>
+            </w:r>
+            <w:proofErr w:type="gramEnd"/>
+            <w:r>
+              <w:rPr>
+                <w:rFonts w:cs="Carlito"/>
+                <w:b/>
+                <w:sz w:val="20"/>
+              </w:rPr>
+              <w:t xml:space="preserve">  </w:t>
             </w:r>
             <w:r>
               <w:rPr>
@@ -14262,7 +17082,41 @@
                 <w:color w:val="5A6080"/>
                 <w:sz w:val="19"/>
               </w:rPr>
-              <w:t>ada minimal satu gambar dengan alt bermakna dan width/height</w:t>
+              <w:t xml:space="preserve">ada minimal satu gambar dengan alt </w:t>
+            </w:r>
+            <w:proofErr w:type="spellStart"/>
+            <w:r>
+              <w:rPr>
+                <w:rFonts w:cs="Carlito"/>
+                <w:color w:val="5A6080"/>
+                <w:sz w:val="19"/>
+              </w:rPr>
+              <w:t>bermakna</w:t>
+            </w:r>
+            <w:proofErr w:type="spellEnd"/>
+            <w:r>
+              <w:rPr>
+                <w:rFonts w:cs="Carlito"/>
+                <w:color w:val="5A6080"/>
+                <w:sz w:val="19"/>
+              </w:rPr>
+              <w:t xml:space="preserve"> dan width/height</w:t>
+            </w:r>
+            <w:r>
+              <w:rPr>
+                <w:rFonts w:cs="Carlito"/>
+                <w:color w:val="5A6080"/>
+                <w:sz w:val="19"/>
+              </w:rPr>
+              <w:t xml:space="preserve"> </w:t>
+            </w:r>
+            <w:r>
+              <w:rPr>
+                <w:rFonts w:ascii="Segoe UI Emoji" w:hAnsi="Segoe UI Emoji" w:cs="Segoe UI Emoji"/>
+                <w:color w:val="5A6080"/>
+                <w:sz w:val="19"/>
+              </w:rPr>
+              <w:t>✅</w:t>
             </w:r>
           </w:p>
         </w:tc>
@@ -14297,6 +17151,7 @@
             <w:pPr>
               <w:spacing w:after="0"/>
             </w:pPr>
+            <w:proofErr w:type="gramStart"/>
             <w:r>
               <w:rPr>
                 <w:rFonts w:cs="Carlito"/>
@@ -14311,7 +17166,16 @@
                 <w:b/>
                 <w:sz w:val="20"/>
               </w:rPr>
-              <w:t xml:space="preserve">Form  </w:t>
+              <w:t>Form</w:t>
+            </w:r>
+            <w:proofErr w:type="gramEnd"/>
+            <w:r>
+              <w:rPr>
+                <w:rFonts w:cs="Carlito"/>
+                <w:b/>
+                <w:sz w:val="20"/>
+              </w:rPr>
+              <w:t xml:space="preserve">  </w:t>
             </w:r>
             <w:r>
               <w:rPr>
@@ -14319,7 +17183,69 @@
                 <w:color w:val="5A6080"/>
                 <w:sz w:val="19"/>
               </w:rPr>
-              <w:t>tiga kolom, setiap label for cocok dengan id input-nya</w:t>
+              <w:t xml:space="preserve">tiga kolom, setiap label for </w:t>
+            </w:r>
+            <w:proofErr w:type="spellStart"/>
+            <w:r>
+              <w:rPr>
+                <w:rFonts w:cs="Carlito"/>
+                <w:color w:val="5A6080"/>
+                <w:sz w:val="19"/>
+              </w:rPr>
+              <w:t>cocok</w:t>
+            </w:r>
+            <w:proofErr w:type="spellEnd"/>
+            <w:r>
+              <w:rPr>
+                <w:rFonts w:cs="Carlito"/>
+                <w:color w:val="5A6080"/>
+                <w:sz w:val="19"/>
+              </w:rPr>
+              <w:t xml:space="preserve"> </w:t>
+            </w:r>
+            <w:proofErr w:type="spellStart"/>
+            <w:r>
+              <w:rPr>
+                <w:rFonts w:cs="Carlito"/>
+                <w:color w:val="5A6080"/>
+                <w:sz w:val="19"/>
+              </w:rPr>
+              <w:t>dengan</w:t>
+            </w:r>
+            <w:proofErr w:type="spellEnd"/>
+            <w:r>
+              <w:rPr>
+                <w:rFonts w:cs="Carlito"/>
+                <w:color w:val="5A6080"/>
+                <w:sz w:val="19"/>
+              </w:rPr>
+              <w:t xml:space="preserve"> id input-</w:t>
+            </w:r>
+            <w:proofErr w:type="spellStart"/>
+            <w:r>
+              <w:rPr>
+                <w:rFonts w:cs="Carlito"/>
+                <w:color w:val="5A6080"/>
+                <w:sz w:val="19"/>
+              </w:rPr>
+              <w:t>nya</w:t>
+            </w:r>
+            <w:proofErr w:type="spellEnd"/>
+            <w:r>
+              <w:rPr>
+                <w:rFonts w:cs="Carlito"/>
+                <w:color w:val="5A6080"/>
+                <w:sz w:val="19"/>
+              </w:rPr>
+              <w:t xml:space="preserve"> </w:t>
+            </w:r>
+            <w:r>
+              <w:rPr>
+                <w:rFonts w:ascii="Segoe UI Emoji" w:hAnsi="Segoe UI Emoji" w:cs="Segoe UI Emoji"/>
+                <w:color w:val="5A6080"/>
+                <w:sz w:val="19"/>
+              </w:rPr>
+              <w:t>✅</w:t>
             </w:r>
           </w:p>
         </w:tc>
@@ -14354,6 +17280,7 @@
             <w:pPr>
               <w:spacing w:after="0"/>
             </w:pPr>
+            <w:proofErr w:type="gramStart"/>
             <w:r>
               <w:rPr>
                 <w:rFonts w:cs="Carlito"/>
@@ -14368,7 +17295,16 @@
                 <w:b/>
                 <w:sz w:val="20"/>
               </w:rPr>
-              <w:t xml:space="preserve">Validasi  </w:t>
+              <w:t>Validasi</w:t>
+            </w:r>
+            <w:proofErr w:type="gramEnd"/>
+            <w:r>
+              <w:rPr>
+                <w:rFonts w:cs="Carlito"/>
+                <w:b/>
+                <w:sz w:val="20"/>
+              </w:rPr>
+              <w:t xml:space="preserve">  </w:t>
             </w:r>
             <w:r>
               <w:rPr>
@@ -14376,7 +17312,33 @@
                 <w:color w:val="5A6080"/>
                 <w:sz w:val="19"/>
               </w:rPr>
-              <w:t>ada atribut validasi dan type input yang tepat</w:t>
+              <w:t xml:space="preserve">ada atribut validasi dan type input yang </w:t>
+            </w:r>
+            <w:proofErr w:type="spellStart"/>
+            <w:r>
+              <w:rPr>
+                <w:rFonts w:cs="Carlito"/>
+                <w:color w:val="5A6080"/>
+                <w:sz w:val="19"/>
+              </w:rPr>
+              <w:t>tepat</w:t>
+            </w:r>
+            <w:proofErr w:type="spellEnd"/>
+            <w:r>
+              <w:rPr>
+                <w:rFonts w:cs="Carlito"/>
+                <w:color w:val="5A6080"/>
+                <w:sz w:val="19"/>
+              </w:rPr>
+              <w:t xml:space="preserve"> </w:t>
+            </w:r>
+            <w:r>
+              <w:rPr>
+                <w:rFonts w:ascii="Segoe UI Emoji" w:hAnsi="Segoe UI Emoji" w:cs="Segoe UI Emoji"/>
+                <w:color w:val="5A6080"/>
+                <w:sz w:val="19"/>
+              </w:rPr>
+              <w:t>✅</w:t>
             </w:r>
           </w:p>
         </w:tc>
@@ -14411,6 +17373,7 @@
             <w:pPr>
               <w:spacing w:after="0"/>
             </w:pPr>
+            <w:proofErr w:type="gramStart"/>
             <w:r>
               <w:rPr>
                 <w:rFonts w:cs="Carlito"/>
@@ -14425,7 +17388,25 @@
                 <w:b/>
                 <w:sz w:val="20"/>
               </w:rPr>
-              <w:t xml:space="preserve">Papan ketik  </w:t>
+              <w:t>Papan</w:t>
+            </w:r>
+            <w:proofErr w:type="gramEnd"/>
+            <w:r>
+              <w:rPr>
+                <w:rFonts w:cs="Carlito"/>
+                <w:b/>
+                <w:sz w:val="20"/>
+              </w:rPr>
+              <w:t xml:space="preserve"> </w:t>
+            </w:r>
+            <w:proofErr w:type="gramStart"/>
+            <w:r>
+              <w:rPr>
+                <w:rFonts w:cs="Carlito"/>
+                <w:b/>
+                <w:sz w:val="20"/>
+              </w:rPr>
+              <w:t xml:space="preserve">ketik  </w:t>
             </w:r>
             <w:r>
               <w:rPr>
@@ -14433,7 +17414,96 @@
                 <w:color w:val="5A6080"/>
                 <w:sz w:val="19"/>
               </w:rPr>
-              <w:t>seluruh halaman bisa dipakai tanpa tetikus</w:t>
+              <w:t>seluruh</w:t>
+            </w:r>
+            <w:proofErr w:type="gramEnd"/>
+            <w:r>
+              <w:rPr>
+                <w:rFonts w:cs="Carlito"/>
+                <w:color w:val="5A6080"/>
+                <w:sz w:val="19"/>
+              </w:rPr>
+              <w:t xml:space="preserve"> halaman </w:t>
+            </w:r>
+            <w:proofErr w:type="spellStart"/>
+            <w:r>
+              <w:rPr>
+                <w:rFonts w:cs="Carlito"/>
+                <w:color w:val="5A6080"/>
+                <w:sz w:val="19"/>
+              </w:rPr>
+              <w:t>bisa</w:t>
+            </w:r>
+            <w:proofErr w:type="spellEnd"/>
+            <w:r>
+              <w:rPr>
+                <w:rFonts w:cs="Carlito"/>
+                <w:color w:val="5A6080"/>
+                <w:sz w:val="19"/>
+              </w:rPr>
+              <w:t xml:space="preserve"> </w:t>
+            </w:r>
+            <w:proofErr w:type="spellStart"/>
+            <w:r>
+              <w:rPr>
+                <w:rFonts w:cs="Carlito"/>
+                <w:color w:val="5A6080"/>
+                <w:sz w:val="19"/>
+              </w:rPr>
+              <w:t>dipakai</w:t>
+            </w:r>
+            <w:proofErr w:type="spellEnd"/>
+            <w:r>
+              <w:rPr>
+                <w:rFonts w:cs="Carlito"/>
+                <w:color w:val="5A6080"/>
+                <w:sz w:val="19"/>
+              </w:rPr>
+              <w:t xml:space="preserve"> </w:t>
+            </w:r>
+            <w:proofErr w:type="spellStart"/>
+            <w:r>
+              <w:rPr>
+                <w:rFonts w:cs="Carlito"/>
+                <w:color w:val="5A6080"/>
+                <w:sz w:val="19"/>
+              </w:rPr>
+              <w:t>tanpa</w:t>
+            </w:r>
+            <w:proofErr w:type="spellEnd"/>
+            <w:r>
+              <w:rPr>
+                <w:rFonts w:cs="Carlito"/>
+                <w:color w:val="5A6080"/>
+                <w:sz w:val="19"/>
+              </w:rPr>
+              <w:t xml:space="preserve"> </w:t>
+            </w:r>
+            <w:proofErr w:type="spellStart"/>
+            <w:r>
+              <w:rPr>
+                <w:rFonts w:cs="Carlito"/>
+                <w:color w:val="5A6080"/>
+                <w:sz w:val="19"/>
+              </w:rPr>
+              <w:t>tetikus</w:t>
+            </w:r>
+            <w:proofErr w:type="spellEnd"/>
+            <w:r>
+              <w:rPr>
+                <w:rFonts w:cs="Carlito"/>
+                <w:color w:val="5A6080"/>
+                <w:sz w:val="19"/>
+              </w:rPr>
+              <w:t xml:space="preserve"> </w:t>
+            </w:r>
+            <w:r>
+              <w:rPr>
+                <w:rFonts w:ascii="Segoe UI Emoji" w:hAnsi="Segoe UI Emoji" w:cs="Segoe UI Emoji"/>
+                <w:color w:val="5A6080"/>
+                <w:sz w:val="19"/>
+              </w:rPr>
+              <w:t>✅</w:t>
             </w:r>
           </w:p>
         </w:tc>
@@ -14468,6 +17538,7 @@
             <w:pPr>
               <w:spacing w:after="0"/>
             </w:pPr>
+            <w:proofErr w:type="gramStart"/>
             <w:r>
               <w:rPr>
                 <w:rFonts w:cs="Carlito"/>
@@ -14482,7 +17553,16 @@
                 <w:b/>
                 <w:sz w:val="20"/>
               </w:rPr>
-              <w:t xml:space="preserve">Lighthouse  </w:t>
+              <w:t>Lighthouse</w:t>
+            </w:r>
+            <w:proofErr w:type="gramEnd"/>
+            <w:r>
+              <w:rPr>
+                <w:rFonts w:cs="Carlito"/>
+                <w:b/>
+                <w:sz w:val="20"/>
+              </w:rPr>
+              <w:t xml:space="preserve">  </w:t>
             </w:r>
             <w:r>
               <w:rPr>
@@ -14490,7 +17570,87 @@
                 <w:color w:val="5A6080"/>
                 <w:sz w:val="19"/>
               </w:rPr>
-              <w:t>skor Accessibility sudah dicatat apa adanya</w:t>
+              <w:t xml:space="preserve">skor Accessibility </w:t>
+            </w:r>
+            <w:proofErr w:type="spellStart"/>
+            <w:r>
+              <w:rPr>
+                <w:rFonts w:cs="Carlito"/>
+                <w:color w:val="5A6080"/>
+                <w:sz w:val="19"/>
+              </w:rPr>
+              <w:t>sudah</w:t>
+            </w:r>
+            <w:proofErr w:type="spellEnd"/>
+            <w:r>
+              <w:rPr>
+                <w:rFonts w:cs="Carlito"/>
+                <w:color w:val="5A6080"/>
+                <w:sz w:val="19"/>
+              </w:rPr>
+              <w:t xml:space="preserve"> </w:t>
+            </w:r>
+            <w:proofErr w:type="spellStart"/>
+            <w:r>
+              <w:rPr>
+                <w:rFonts w:cs="Carlito"/>
+                <w:color w:val="5A6080"/>
+                <w:sz w:val="19"/>
+              </w:rPr>
+              <w:t>dicatat</w:t>
+            </w:r>
+            <w:proofErr w:type="spellEnd"/>
+            <w:r>
+              <w:rPr>
+                <w:rFonts w:cs="Carlito"/>
+                <w:color w:val="5A6080"/>
+                <w:sz w:val="19"/>
+              </w:rPr>
+              <w:t xml:space="preserve"> </w:t>
+            </w:r>
+            <w:proofErr w:type="spellStart"/>
+            <w:r>
+              <w:rPr>
+                <w:rFonts w:cs="Carlito"/>
+                <w:color w:val="5A6080"/>
+                <w:sz w:val="19"/>
+              </w:rPr>
+              <w:t>apa</w:t>
+            </w:r>
+            <w:proofErr w:type="spellEnd"/>
+            <w:r>
+              <w:rPr>
+                <w:rFonts w:cs="Carlito"/>
+                <w:color w:val="5A6080"/>
+                <w:sz w:val="19"/>
+              </w:rPr>
+              <w:t xml:space="preserve"> </w:t>
+            </w:r>
+            <w:proofErr w:type="spellStart"/>
+            <w:r>
+              <w:rPr>
+                <w:rFonts w:cs="Carlito"/>
+                <w:color w:val="5A6080"/>
+                <w:sz w:val="19"/>
+              </w:rPr>
+              <w:t>adanya</w:t>
+            </w:r>
+            <w:proofErr w:type="spellEnd"/>
+            <w:r>
+              <w:rPr>
+                <w:rFonts w:cs="Carlito"/>
+                <w:color w:val="5A6080"/>
+                <w:sz w:val="19"/>
+              </w:rPr>
+              <w:t xml:space="preserve"> </w:t>
+            </w:r>
+            <w:r>
+              <w:rPr>
+                <w:rFonts w:ascii="Segoe UI Emoji" w:hAnsi="Segoe UI Emoji" w:cs="Segoe UI Emoji"/>
+                <w:color w:val="5A6080"/>
+                <w:sz w:val="19"/>
+              </w:rPr>
+              <w:t>✅</w:t>
             </w:r>
           </w:p>
         </w:tc>
@@ -14525,6 +17685,7 @@
             <w:pPr>
               <w:spacing w:after="0"/>
             </w:pPr>
+            <w:proofErr w:type="gramStart"/>
             <w:r>
               <w:rPr>
                 <w:rFonts w:cs="Carlito"/>
@@ -14539,7 +17700,25 @@
                 <w:b/>
                 <w:sz w:val="20"/>
               </w:rPr>
-              <w:t xml:space="preserve">Pengungkapan AI  </w:t>
+              <w:t>Pengungkapan</w:t>
+            </w:r>
+            <w:proofErr w:type="gramEnd"/>
+            <w:r>
+              <w:rPr>
+                <w:rFonts w:cs="Carlito"/>
+                <w:b/>
+                <w:sz w:val="20"/>
+              </w:rPr>
+              <w:t xml:space="preserve"> </w:t>
+            </w:r>
+            <w:proofErr w:type="gramStart"/>
+            <w:r>
+              <w:rPr>
+                <w:rFonts w:cs="Carlito"/>
+                <w:b/>
+                <w:sz w:val="20"/>
+              </w:rPr>
+              <w:t xml:space="preserve">AI  </w:t>
             </w:r>
             <w:r>
               <w:rPr>
@@ -14547,7 +17726,50 @@
                 <w:color w:val="5A6080"/>
                 <w:sz w:val="19"/>
               </w:rPr>
-              <w:t>README menyebutkan bagian mana yang dibantu AI</w:t>
+              <w:t>README</w:t>
+            </w:r>
+            <w:proofErr w:type="gramEnd"/>
+            <w:r>
+              <w:rPr>
+                <w:rFonts w:cs="Carlito"/>
+                <w:color w:val="5A6080"/>
+                <w:sz w:val="19"/>
+              </w:rPr>
+              <w:t xml:space="preserve"> menyebutkan bagian mana yang </w:t>
+            </w:r>
+            <w:proofErr w:type="spellStart"/>
+            <w:r>
+              <w:rPr>
+                <w:rFonts w:cs="Carlito"/>
+                <w:color w:val="5A6080"/>
+                <w:sz w:val="19"/>
+              </w:rPr>
+              <w:t>dibantu</w:t>
+            </w:r>
+            <w:proofErr w:type="spellEnd"/>
+            <w:r>
+              <w:rPr>
+                <w:rFonts w:cs="Carlito"/>
+                <w:color w:val="5A6080"/>
+                <w:sz w:val="19"/>
+              </w:rPr>
+              <w:t xml:space="preserve"> AI</w:t>
+            </w:r>
+            <w:r>
+              <w:rPr>
+                <w:rFonts w:cs="Carlito"/>
+                <w:color w:val="5A6080"/>
+                <w:sz w:val="19"/>
+              </w:rPr>
+              <w:t xml:space="preserve"> </w:t>
+            </w:r>
+            <w:r>
+              <w:rPr>
+                <w:rFonts w:ascii="Segoe UI Emoji" w:hAnsi="Segoe UI Emoji" w:cs="Segoe UI Emoji"/>
+                <w:color w:val="5A6080"/>
+                <w:sz w:val="19"/>
+              </w:rPr>
+              <w:t>✅</w:t>
             </w:r>
           </w:p>
         </w:tc>
@@ -14582,6 +17804,7 @@
             <w:pPr>
               <w:spacing w:after="0"/>
             </w:pPr>
+            <w:proofErr w:type="gramStart"/>
             <w:r>
               <w:rPr>
                 <w:rFonts w:cs="Carlito"/>
@@ -14596,7 +17819,16 @@
                 <w:b/>
                 <w:sz w:val="20"/>
               </w:rPr>
-              <w:t xml:space="preserve">Keaslian  </w:t>
+              <w:t>Keaslian</w:t>
+            </w:r>
+            <w:proofErr w:type="gramEnd"/>
+            <w:r>
+              <w:rPr>
+                <w:rFonts w:cs="Carlito"/>
+                <w:b/>
+                <w:sz w:val="20"/>
+              </w:rPr>
+              <w:t xml:space="preserve">  </w:t>
             </w:r>
             <w:r>
               <w:rPr>
@@ -14604,7 +17836,87 @@
                 <w:color w:val="5A6080"/>
                 <w:sz w:val="19"/>
               </w:rPr>
-              <w:t>topik dan isi halaman ini milik saya sendiri, tidak menyalin teman</w:t>
+              <w:t xml:space="preserve">topik dan isi halaman ini milik saya </w:t>
+            </w:r>
+            <w:proofErr w:type="spellStart"/>
+            <w:r>
+              <w:rPr>
+                <w:rFonts w:cs="Carlito"/>
+                <w:color w:val="5A6080"/>
+                <w:sz w:val="19"/>
+              </w:rPr>
+              <w:t>sendiri</w:t>
+            </w:r>
+            <w:proofErr w:type="spellEnd"/>
+            <w:r>
+              <w:rPr>
+                <w:rFonts w:cs="Carlito"/>
+                <w:color w:val="5A6080"/>
+                <w:sz w:val="19"/>
+              </w:rPr>
+              <w:t xml:space="preserve">, </w:t>
+            </w:r>
+            <w:proofErr w:type="spellStart"/>
+            <w:r>
+              <w:rPr>
+                <w:rFonts w:cs="Carlito"/>
+                <w:color w:val="5A6080"/>
+                <w:sz w:val="19"/>
+              </w:rPr>
+              <w:t>tidak</w:t>
+            </w:r>
+            <w:proofErr w:type="spellEnd"/>
+            <w:r>
+              <w:rPr>
+                <w:rFonts w:cs="Carlito"/>
+                <w:color w:val="5A6080"/>
+                <w:sz w:val="19"/>
+              </w:rPr>
+              <w:t xml:space="preserve"> </w:t>
+            </w:r>
+            <w:proofErr w:type="spellStart"/>
+            <w:r>
+              <w:rPr>
+                <w:rFonts w:cs="Carlito"/>
+                <w:color w:val="5A6080"/>
+                <w:sz w:val="19"/>
+              </w:rPr>
+              <w:t>menyalin</w:t>
+            </w:r>
+            <w:proofErr w:type="spellEnd"/>
+            <w:r>
+              <w:rPr>
+                <w:rFonts w:cs="Carlito"/>
+                <w:color w:val="5A6080"/>
+                <w:sz w:val="19"/>
+              </w:rPr>
+              <w:t xml:space="preserve"> </w:t>
+            </w:r>
+            <w:proofErr w:type="spellStart"/>
+            <w:r>
+              <w:rPr>
+                <w:rFonts w:cs="Carlito"/>
+                <w:color w:val="5A6080"/>
+                <w:sz w:val="19"/>
+              </w:rPr>
+              <w:t>teman</w:t>
+            </w:r>
+            <w:proofErr w:type="spellEnd"/>
+            <w:r>
+              <w:rPr>
+                <w:rFonts w:cs="Carlito"/>
+                <w:color w:val="5A6080"/>
+                <w:sz w:val="19"/>
+              </w:rPr>
+              <w:t xml:space="preserve"> </w:t>
+            </w:r>
+            <w:r>
+              <w:rPr>
+                <w:rFonts w:ascii="Segoe UI Emoji" w:hAnsi="Segoe UI Emoji" w:cs="Segoe UI Emoji"/>
+                <w:color w:val="5A6080"/>
+                <w:sz w:val="19"/>
+              </w:rPr>
+              <w:t>✅</w:t>
             </w:r>
           </w:p>
         </w:tc>
@@ -14728,6 +18040,9 @@
             <w:pPr>
               <w:spacing w:before="20" w:after="20" w:line="252" w:lineRule="auto"/>
             </w:pPr>
+            <w:r>
+              <w:t>25</w:t>
+            </w:r>
           </w:p>
         </w:tc>
       </w:tr>
@@ -14776,6 +18091,9 @@
             <w:pPr>
               <w:spacing w:before="20" w:after="20" w:line="252" w:lineRule="auto"/>
             </w:pPr>
+            <w:r>
+              <w:t>20</w:t>
+            </w:r>
           </w:p>
         </w:tc>
       </w:tr>
@@ -14822,6 +18140,9 @@
             <w:pPr>
               <w:spacing w:before="20" w:after="20" w:line="252" w:lineRule="auto"/>
             </w:pPr>
+            <w:r>
+              <w:t>20</w:t>
+            </w:r>
           </w:p>
         </w:tc>
       </w:tr>
@@ -14870,6 +18191,9 @@
             <w:pPr>
               <w:spacing w:before="20" w:after="20" w:line="252" w:lineRule="auto"/>
             </w:pPr>
+            <w:r>
+              <w:t>25</w:t>
+            </w:r>
           </w:p>
         </w:tc>
       </w:tr>
@@ -14916,6 +18240,9 @@
             <w:pPr>
               <w:spacing w:before="20" w:after="20" w:line="252" w:lineRule="auto"/>
             </w:pPr>
+            <w:r>
+              <w:t>10</w:t>
+            </w:r>
           </w:p>
         </w:tc>
       </w:tr>
@@ -14964,6 +18291,9 @@
             <w:pPr>
               <w:spacing w:before="20" w:after="20" w:line="252" w:lineRule="auto"/>
             </w:pPr>
+            <w:r>
+              <w:t>100</w:t>
+            </w:r>
           </w:p>
         </w:tc>
       </w:tr>
@@ -14979,7 +18309,60 @@
           <w:rFonts w:cs="Carlito"/>
           <w:sz w:val="20"/>
         </w:rPr>
-        <w:t>Tanda tangan: ______________________________     Tanggal: ______________     Jam selesai: __________</w:t>
+        <w:t xml:space="preserve">Tanda tangan: ______________________________     </w:t>
+      </w:r>
+      <w:proofErr w:type="spellStart"/>
+      <w:r>
+        <w:rPr>
+          <w:rFonts w:cs="Carlito"/>
+          <w:sz w:val="20"/>
+        </w:rPr>
+        <w:t>Tanggal</w:t>
+      </w:r>
+      <w:proofErr w:type="spellEnd"/>
+      <w:r>
+        <w:rPr>
+          <w:rFonts w:cs="Carlito"/>
+          <w:sz w:val="20"/>
+        </w:rPr>
+        <w:t>:</w:t>
+      </w:r>
+      <w:r>
+        <w:rPr>
+          <w:rFonts w:cs="Carlito"/>
+          <w:sz w:val="20"/>
+        </w:rPr>
+        <w:t xml:space="preserve"> 24/09/2026</w:t>
+      </w:r>
+      <w:r>
+        <w:rPr>
+          <w:rFonts w:cs="Carlito"/>
+          <w:sz w:val="20"/>
+        </w:rPr>
+        <w:t xml:space="preserve">     Jam </w:t>
+      </w:r>
+      <w:proofErr w:type="spellStart"/>
+      <w:r>
+        <w:rPr>
+          <w:rFonts w:cs="Carlito"/>
+          <w:sz w:val="20"/>
+        </w:rPr>
+        <w:t>selesai</w:t>
+      </w:r>
+      <w:proofErr w:type="spellEnd"/>
+      <w:r>
+        <w:rPr>
+          <w:rFonts w:cs="Carlito"/>
+          <w:sz w:val="20"/>
+        </w:rPr>
+        <w:t xml:space="preserve">: </w:t>
+      </w:r>
+      <w:r>
+        <w:rPr>
+          <w:rFonts w:cs="Carlito"/>
+          <w:sz w:val="20"/>
+        </w:rPr>
+        <w:t>22:58</w:t>
       </w:r>
     </w:p>
     <w:tbl>
@@ -15000,13 +18383,23 @@
             <w:pPr>
               <w:spacing w:before="40" w:after="40"/>
             </w:pPr>
+            <w:proofErr w:type="gramStart"/>
             <w:r>
               <w:rPr>
                 <w:rFonts w:cs="Carlito"/>
                 <w:b/>
                 <w:color w:val="FFFFFF"/>
               </w:rPr>
-              <w:t>▌  SIMPAN KE GIT — SETELAH LEMBAR G</w:t>
+              <w:t>▌  SIMPAN</w:t>
+            </w:r>
+            <w:proofErr w:type="gramEnd"/>
+            <w:r>
+              <w:rPr>
+                <w:rFonts w:cs="Carlito"/>
+                <w:b/>
+                <w:color w:val="FFFFFF"/>
+              </w:rPr>
+              <w:t xml:space="preserve"> KE GIT — SETELAH LEMBAR G</w:t>
             </w:r>
           </w:p>
         </w:tc>
